--- a/Software requirements specification/SRS v1.2_Group6.docx
+++ b/Software requirements specification/SRS v1.2_Group6.docx
@@ -2270,13 +2270,7 @@
         <w:rPr>
           <w:b/>
         </w:rPr>
-        <w:t xml:space="preserve"> </w:t>
-      </w:r>
-      <w:r>
-        <w:rPr>
-          <w:b/>
-        </w:rPr>
-        <w:t>Exclusions:</w:t>
+        <w:t xml:space="preserve"> Exclusions:</w:t>
       </w:r>
     </w:p>
     <w:p>
@@ -3366,10 +3360,7 @@
               <w:jc w:val="left"/>
             </w:pPr>
             <w:r>
-              <w:t>A</w:t>
-            </w:r>
-            <w:r>
-              <w:t xml:space="preserve"> temporary period of interaction or engagement between a user and a system, during which the user accesses and interacts with software or a website, and the system maintains relevant settings and information.</w:t>
+              <w:t>A temporary period of interaction or engagement between a user and a system, during which the user accesses and interacts with software or a website, and the system maintains relevant settings and information.</w:t>
             </w:r>
           </w:p>
         </w:tc>
@@ -3636,10 +3627,7 @@
               <w:jc w:val="left"/>
             </w:pPr>
             <w:r>
-              <w:t xml:space="preserve">A </w:t>
-            </w:r>
-            <w:r>
-              <w:t>payment card issued by a financial institution, such as a bank or credit union, that allows cardholders to borrow funds up to a predetermined limit to make purchases or pay for goods and services</w:t>
+              <w:t>A payment card issued by a financial institution, such as a bank or credit union, that allows cardholders to borrow funds up to a predetermined limit to make purchases or pay for goods and services</w:t>
             </w:r>
           </w:p>
         </w:tc>
@@ -4011,39 +3999,51 @@
       </w:pPr>
       <w:r>
         <w:rPr>
-          <w:i/>
           <w:noProof/>
         </w:rPr>
         <w:lastRenderedPageBreak/>
         <w:drawing>
-          <wp:inline distT="114300" distB="114300" distL="114300" distR="114300" wp14:anchorId="0C3DAA05" wp14:editId="34B02DE0">
-            <wp:extent cx="5486400" cy="5207000"/>
+          <wp:inline distT="0" distB="0" distL="0" distR="0" wp14:anchorId="1CEE76C8" wp14:editId="7DB868F8">
+            <wp:extent cx="5486400" cy="5208905"/>
             <wp:effectExtent l="0" t="0" r="0" b="0"/>
-            <wp:docPr id="5" name="image6.png"/>
-            <wp:cNvGraphicFramePr/>
+            <wp:docPr id="1097329111" name="Picture 4" descr="A diagram of a company&#10;&#10;AI-generated content may be incorrect."/>
+            <wp:cNvGraphicFramePr>
+              <a:graphicFrameLocks xmlns:a="http://schemas.openxmlformats.org/drawingml/2006/main" noChangeAspect="1"/>
+            </wp:cNvGraphicFramePr>
             <a:graphic xmlns:a="http://schemas.openxmlformats.org/drawingml/2006/main">
               <a:graphicData uri="http://schemas.openxmlformats.org/drawingml/2006/picture">
                 <pic:pic xmlns:pic="http://schemas.openxmlformats.org/drawingml/2006/picture">
                   <pic:nvPicPr>
-                    <pic:cNvPr id="0" name="image6.png"/>
-                    <pic:cNvPicPr preferRelativeResize="0"/>
+                    <pic:cNvPr id="1097329111" name="Picture 4" descr="A diagram of a company&#10;&#10;AI-generated content may be incorrect."/>
+                    <pic:cNvPicPr>
+                      <a:picLocks noChangeAspect="1" noChangeArrowheads="1"/>
+                    </pic:cNvPicPr>
                   </pic:nvPicPr>
                   <pic:blipFill>
-                    <a:blip r:embed="rId8"/>
+                    <a:blip r:embed="rId8" cstate="print">
+                      <a:extLst>
+                        <a:ext uri="{28A0092B-C50C-407E-A947-70E740481C1C}">
+                          <a14:useLocalDpi xmlns:a14="http://schemas.microsoft.com/office/drawing/2010/main" val="0"/>
+                        </a:ext>
+                      </a:extLst>
+                    </a:blip>
                     <a:srcRect/>
                     <a:stretch>
                       <a:fillRect/>
                     </a:stretch>
                   </pic:blipFill>
-                  <pic:spPr>
+                  <pic:spPr bwMode="auto">
                     <a:xfrm>
                       <a:off x="0" y="0"/>
-                      <a:ext cx="5486400" cy="5207000"/>
+                      <a:ext cx="5486400" cy="5208905"/>
                     </a:xfrm>
                     <a:prstGeom prst="rect">
                       <a:avLst/>
                     </a:prstGeom>
-                    <a:ln/>
+                    <a:noFill/>
+                    <a:ln>
+                      <a:noFill/>
+                    </a:ln>
                   </pic:spPr>
                 </pic:pic>
               </a:graphicData>
@@ -4114,14 +4114,7 @@
           <w:rFonts w:ascii="Arial" w:eastAsia="Arial" w:hAnsi="Arial" w:cs="Arial"/>
           <w:i/>
         </w:rPr>
-        <w:t>Business operation</w:t>
-      </w:r>
-      <w:r>
-        <w:rPr>
-          <w:rFonts w:ascii="Arial" w:eastAsia="Arial" w:hAnsi="Arial" w:cs="Arial"/>
-          <w:i/>
-        </w:rPr>
-        <w:t xml:space="preserve">- </w:t>
+        <w:t xml:space="preserve">Business operation- </w:t>
       </w:r>
       <w:r>
         <w:rPr>
@@ -4402,21 +4395,7 @@
           <w:rFonts w:ascii="Arial" w:eastAsia="Arial" w:hAnsi="Arial" w:cs="Arial"/>
           <w:i/>
         </w:rPr>
-        <w:t xml:space="preserve"> </w:t>
-      </w:r>
-      <w:r>
-        <w:rPr>
-          <w:rFonts w:ascii="Arial" w:eastAsia="Arial" w:hAnsi="Arial" w:cs="Arial"/>
-          <w:i/>
-        </w:rPr>
-        <w:t xml:space="preserve">Business operation- </w:t>
-      </w:r>
-      <w:r>
-        <w:rPr>
-          <w:rFonts w:ascii="Arial" w:eastAsia="Arial" w:hAnsi="Arial" w:cs="Arial"/>
-          <w:i/>
-        </w:rPr>
-        <w:t>Update Product</w:t>
+        <w:t xml:space="preserve"> Business operation- Update Product</w:t>
       </w:r>
     </w:p>
     <w:p>
@@ -4431,10 +4410,10 @@
           <w:noProof/>
         </w:rPr>
         <w:drawing>
-          <wp:inline distT="0" distB="0" distL="0" distR="0" wp14:anchorId="4D7481D9" wp14:editId="4E5B2EB7">
-            <wp:extent cx="5486400" cy="4386580"/>
-            <wp:effectExtent l="0" t="0" r="0" b="0"/>
-            <wp:docPr id="2046454286" name="Picture 3" descr="A diagram with yellow text&#10;&#10;AI-generated content may be incorrect."/>
+          <wp:inline distT="0" distB="0" distL="0" distR="0" wp14:anchorId="54FA358A" wp14:editId="1E0F5F82">
+            <wp:extent cx="5486400" cy="3293110"/>
+            <wp:effectExtent l="0" t="0" r="0" b="2540"/>
+            <wp:docPr id="1039151101" name="Picture 2" descr="Không có mô tả."/>
             <wp:cNvGraphicFramePr>
               <a:graphicFrameLocks xmlns:a="http://schemas.openxmlformats.org/drawingml/2006/main" noChangeAspect="1"/>
             </wp:cNvGraphicFramePr>
@@ -4442,7 +4421,7 @@
               <a:graphicData uri="http://schemas.openxmlformats.org/drawingml/2006/picture">
                 <pic:pic xmlns:pic="http://schemas.openxmlformats.org/drawingml/2006/picture">
                   <pic:nvPicPr>
-                    <pic:cNvPr id="2046454286" name="Picture 3" descr="A diagram with yellow text&#10;&#10;AI-generated content may be incorrect."/>
+                    <pic:cNvPr id="0" name="Picture 3" descr="Không có mô tả."/>
                     <pic:cNvPicPr>
                       <a:picLocks noChangeAspect="1" noChangeArrowheads="1"/>
                     </pic:cNvPicPr>
@@ -4463,7 +4442,7 @@
                   <pic:spPr bwMode="auto">
                     <a:xfrm>
                       <a:off x="0" y="0"/>
-                      <a:ext cx="5486400" cy="4386580"/>
+                      <a:ext cx="5486400" cy="3293110"/>
                     </a:xfrm>
                     <a:prstGeom prst="rect">
                       <a:avLst/>
@@ -4487,6 +4466,30 @@
           <w:i/>
         </w:rPr>
       </w:pPr>
+    </w:p>
+    <w:p>
+      <w:pPr>
+        <w:rPr>
+          <w:rFonts w:ascii="Arial" w:eastAsia="Arial" w:hAnsi="Arial" w:cs="Arial"/>
+          <w:i/>
+        </w:rPr>
+      </w:pPr>
+    </w:p>
+    <w:p>
+      <w:pPr>
+        <w:rPr>
+          <w:rFonts w:ascii="Arial" w:eastAsia="Arial" w:hAnsi="Arial" w:cs="Arial"/>
+          <w:i/>
+        </w:rPr>
+      </w:pPr>
+    </w:p>
+    <w:p>
+      <w:pPr>
+        <w:rPr>
+          <w:rFonts w:ascii="Arial" w:eastAsia="Arial" w:hAnsi="Arial" w:cs="Arial"/>
+          <w:i/>
+        </w:rPr>
+      </w:pPr>
       <w:r>
         <w:rPr>
           <w:rFonts w:ascii="Arial" w:eastAsia="Arial" w:hAnsi="Arial" w:cs="Arial"/>
@@ -4500,21 +4503,7 @@
           <w:rFonts w:ascii="Arial" w:eastAsia="Arial" w:hAnsi="Arial" w:cs="Arial"/>
           <w:i/>
         </w:rPr>
-        <w:t xml:space="preserve"> </w:t>
-      </w:r>
-      <w:r>
-        <w:rPr>
-          <w:rFonts w:ascii="Arial" w:eastAsia="Arial" w:hAnsi="Arial" w:cs="Arial"/>
-          <w:i/>
-        </w:rPr>
-        <w:t xml:space="preserve">Business operation- </w:t>
-      </w:r>
-      <w:r>
-        <w:rPr>
-          <w:rFonts w:ascii="Arial" w:eastAsia="Arial" w:hAnsi="Arial" w:cs="Arial"/>
-          <w:i/>
-        </w:rPr>
-        <w:t>Place Order</w:t>
+        <w:t xml:space="preserve"> Business operation- Place Order</w:t>
       </w:r>
     </w:p>
     <w:p>
@@ -4642,21 +4631,7 @@
           <w:rFonts w:ascii="Arial" w:eastAsia="Arial" w:hAnsi="Arial" w:cs="Arial"/>
           <w:i/>
         </w:rPr>
-        <w:t xml:space="preserve"> </w:t>
-      </w:r>
-      <w:r>
-        <w:rPr>
-          <w:rFonts w:ascii="Arial" w:eastAsia="Arial" w:hAnsi="Arial" w:cs="Arial"/>
-          <w:i/>
-        </w:rPr>
-        <w:t xml:space="preserve">Business operation- </w:t>
-      </w:r>
-      <w:r>
-        <w:rPr>
-          <w:rFonts w:ascii="Arial" w:eastAsia="Arial" w:hAnsi="Arial" w:cs="Arial"/>
-          <w:i/>
-        </w:rPr>
-        <w:t>Place Rush Order</w:t>
+        <w:t xml:space="preserve"> Business operation- Place Rush Order</w:t>
       </w:r>
     </w:p>
     <w:p>
@@ -4800,21 +4775,7 @@
           <w:rFonts w:ascii="Arial" w:eastAsia="Arial" w:hAnsi="Arial" w:cs="Arial"/>
           <w:i/>
         </w:rPr>
-        <w:t xml:space="preserve"> </w:t>
-      </w:r>
-      <w:r>
-        <w:rPr>
-          <w:rFonts w:ascii="Arial" w:eastAsia="Arial" w:hAnsi="Arial" w:cs="Arial"/>
-          <w:i/>
-        </w:rPr>
-        <w:t xml:space="preserve">Business operation- </w:t>
-      </w:r>
-      <w:r>
-        <w:rPr>
-          <w:rFonts w:ascii="Arial" w:eastAsia="Arial" w:hAnsi="Arial" w:cs="Arial"/>
-          <w:i/>
-        </w:rPr>
-        <w:t>Cancel Order</w:t>
+        <w:t xml:space="preserve"> Business operation- Cancel Order</w:t>
       </w:r>
     </w:p>
     <w:p>
@@ -4990,21 +4951,7 @@
           <w:rFonts w:ascii="Arial" w:eastAsia="Arial" w:hAnsi="Arial" w:cs="Arial"/>
           <w:i/>
         </w:rPr>
-        <w:t xml:space="preserve"> </w:t>
-      </w:r>
-      <w:r>
-        <w:rPr>
-          <w:rFonts w:ascii="Arial" w:eastAsia="Arial" w:hAnsi="Arial" w:cs="Arial"/>
-          <w:i/>
-        </w:rPr>
-        <w:t xml:space="preserve">Business operation- </w:t>
-      </w:r>
-      <w:r>
-        <w:rPr>
-          <w:rFonts w:ascii="Arial" w:eastAsia="Arial" w:hAnsi="Arial" w:cs="Arial"/>
-          <w:i/>
-        </w:rPr>
-        <w:t>Add product to Cart</w:t>
+        <w:t xml:space="preserve"> Business operation- Add product to Cart</w:t>
       </w:r>
     </w:p>
     <w:p>
@@ -5087,21 +5034,7 @@
           <w:rFonts w:ascii="Arial" w:eastAsia="Arial" w:hAnsi="Arial" w:cs="Arial"/>
           <w:i/>
         </w:rPr>
-        <w:t xml:space="preserve"> </w:t>
-      </w:r>
-      <w:r>
-        <w:rPr>
-          <w:rFonts w:ascii="Arial" w:eastAsia="Arial" w:hAnsi="Arial" w:cs="Arial"/>
-          <w:i/>
-        </w:rPr>
-        <w:t xml:space="preserve">Business operation- </w:t>
-      </w:r>
-      <w:r>
-        <w:rPr>
-          <w:rFonts w:ascii="Arial" w:eastAsia="Arial" w:hAnsi="Arial" w:cs="Arial"/>
-          <w:i/>
-        </w:rPr>
-        <w:t>View Cart</w:t>
+        <w:t xml:space="preserve"> Business operation- View Cart</w:t>
       </w:r>
     </w:p>
     <w:p>
@@ -5209,21 +5142,7 @@
           <w:rFonts w:ascii="Arial" w:eastAsia="Arial" w:hAnsi="Arial" w:cs="Arial"/>
           <w:i/>
         </w:rPr>
-        <w:t xml:space="preserve"> </w:t>
-      </w:r>
-      <w:r>
-        <w:rPr>
-          <w:rFonts w:ascii="Arial" w:eastAsia="Arial" w:hAnsi="Arial" w:cs="Arial"/>
-          <w:i/>
-        </w:rPr>
-        <w:t xml:space="preserve">Business operation- </w:t>
-      </w:r>
-      <w:r>
-        <w:rPr>
-          <w:rFonts w:ascii="Arial" w:eastAsia="Arial" w:hAnsi="Arial" w:cs="Arial"/>
-          <w:i/>
-        </w:rPr>
-        <w:t>Update Cart</w:t>
+        <w:t xml:space="preserve"> Business operation- Update Cart</w:t>
       </w:r>
     </w:p>
     <w:p>
@@ -5238,10 +5157,10 @@
           <w:noProof/>
         </w:rPr>
         <w:drawing>
-          <wp:inline distT="0" distB="0" distL="0" distR="0" wp14:anchorId="151086B4" wp14:editId="38173819">
-            <wp:extent cx="5486400" cy="5033645"/>
+          <wp:inline distT="0" distB="0" distL="0" distR="0" wp14:anchorId="2FB42010" wp14:editId="7356ABE1">
+            <wp:extent cx="5486400" cy="5374005"/>
             <wp:effectExtent l="0" t="0" r="0" b="0"/>
-            <wp:docPr id="628527214" name="Picture 6" descr="A screenshot of a computer&#10;&#10;AI-generated content may be incorrect."/>
+            <wp:docPr id="588525804" name="Picture 3" descr="A screenshot of a diagram&#10;&#10;AI-generated content may be incorrect."/>
             <wp:cNvGraphicFramePr>
               <a:graphicFrameLocks xmlns:a="http://schemas.openxmlformats.org/drawingml/2006/main" noChangeAspect="1"/>
             </wp:cNvGraphicFramePr>
@@ -5249,7 +5168,7 @@
               <a:graphicData uri="http://schemas.openxmlformats.org/drawingml/2006/picture">
                 <pic:pic xmlns:pic="http://schemas.openxmlformats.org/drawingml/2006/picture">
                   <pic:nvPicPr>
-                    <pic:cNvPr id="628527214" name="Picture 6" descr="A screenshot of a computer&#10;&#10;AI-generated content may be incorrect."/>
+                    <pic:cNvPr id="588525804" name="Picture 3" descr="A screenshot of a diagram&#10;&#10;AI-generated content may be incorrect."/>
                     <pic:cNvPicPr>
                       <a:picLocks noChangeAspect="1" noChangeArrowheads="1"/>
                     </pic:cNvPicPr>
@@ -5270,7 +5189,7 @@
                   <pic:spPr bwMode="auto">
                     <a:xfrm>
                       <a:off x="0" y="0"/>
-                      <a:ext cx="5486400" cy="5033645"/>
+                      <a:ext cx="5486400" cy="5374005"/>
                     </a:xfrm>
                     <a:prstGeom prst="rect">
                       <a:avLst/>
@@ -5379,7 +5298,6 @@
           <w:rFonts w:ascii="Arial" w:eastAsia="Arial" w:hAnsi="Arial" w:cs="Arial"/>
           <w:i/>
         </w:rPr>
-        <w:lastRenderedPageBreak/>
         <w:t>2.3.11</w:t>
       </w:r>
       <w:r>
@@ -5387,21 +5305,7 @@
           <w:rFonts w:ascii="Arial" w:eastAsia="Arial" w:hAnsi="Arial" w:cs="Arial"/>
           <w:i/>
         </w:rPr>
-        <w:t xml:space="preserve"> </w:t>
-      </w:r>
-      <w:r>
-        <w:rPr>
-          <w:rFonts w:ascii="Arial" w:eastAsia="Arial" w:hAnsi="Arial" w:cs="Arial"/>
-          <w:i/>
-        </w:rPr>
-        <w:t xml:space="preserve">Business operation- </w:t>
-      </w:r>
-      <w:r>
-        <w:rPr>
-          <w:rFonts w:ascii="Arial" w:eastAsia="Arial" w:hAnsi="Arial" w:cs="Arial"/>
-          <w:i/>
-        </w:rPr>
-        <w:t>Process Pending Order</w:t>
+        <w:t xml:space="preserve"> Business operation- Process Pending Order</w:t>
       </w:r>
     </w:p>
     <w:p>
@@ -5553,7 +5457,6 @@
           <w:rFonts w:ascii="Arial" w:eastAsia="Arial" w:hAnsi="Arial" w:cs="Arial"/>
           <w:i/>
         </w:rPr>
-        <w:lastRenderedPageBreak/>
         <w:t>2.3.12</w:t>
       </w:r>
       <w:r>
@@ -5561,21 +5464,7 @@
           <w:rFonts w:ascii="Arial" w:eastAsia="Arial" w:hAnsi="Arial" w:cs="Arial"/>
           <w:i/>
         </w:rPr>
-        <w:t xml:space="preserve"> </w:t>
-      </w:r>
-      <w:r>
-        <w:rPr>
-          <w:rFonts w:ascii="Arial" w:eastAsia="Arial" w:hAnsi="Arial" w:cs="Arial"/>
-          <w:i/>
-        </w:rPr>
-        <w:t xml:space="preserve">Business operation- </w:t>
-      </w:r>
-      <w:r>
-        <w:rPr>
-          <w:rFonts w:ascii="Arial" w:eastAsia="Arial" w:hAnsi="Arial" w:cs="Arial"/>
-          <w:i/>
-        </w:rPr>
-        <w:t>Search Product</w:t>
+        <w:t xml:space="preserve"> Business operation- Search Product</w:t>
       </w:r>
     </w:p>
     <w:p>
@@ -5590,10 +5479,10 @@
           <w:noProof/>
         </w:rPr>
         <w:drawing>
-          <wp:inline distT="0" distB="0" distL="0" distR="0" wp14:anchorId="15E3DAEC" wp14:editId="38BDB3C7">
-            <wp:extent cx="5486400" cy="3600450"/>
+          <wp:inline distT="0" distB="0" distL="0" distR="0" wp14:anchorId="1B76E08D" wp14:editId="536789E9">
+            <wp:extent cx="5486400" cy="3601085"/>
             <wp:effectExtent l="0" t="0" r="0" b="0"/>
-            <wp:docPr id="1213969005" name="Picture 7" descr="A diagram with text and words&#10;&#10;AI-generated content may be incorrect."/>
+            <wp:docPr id="1894079852" name="Picture 1" descr="A diagram with text and words&#10;&#10;AI-generated content may be incorrect."/>
             <wp:cNvGraphicFramePr>
               <a:graphicFrameLocks xmlns:a="http://schemas.openxmlformats.org/drawingml/2006/main" noChangeAspect="1"/>
             </wp:cNvGraphicFramePr>
@@ -5601,7 +5490,7 @@
               <a:graphicData uri="http://schemas.openxmlformats.org/drawingml/2006/picture">
                 <pic:pic xmlns:pic="http://schemas.openxmlformats.org/drawingml/2006/picture">
                   <pic:nvPicPr>
-                    <pic:cNvPr id="1213969005" name="Picture 7" descr="A diagram with text and words&#10;&#10;AI-generated content may be incorrect."/>
+                    <pic:cNvPr id="1894079852" name="Picture 1" descr="A diagram with text and words&#10;&#10;AI-generated content may be incorrect."/>
                     <pic:cNvPicPr>
                       <a:picLocks noChangeAspect="1" noChangeArrowheads="1"/>
                     </pic:cNvPicPr>
@@ -5622,7 +5511,7 @@
                   <pic:spPr bwMode="auto">
                     <a:xfrm>
                       <a:off x="0" y="0"/>
-                      <a:ext cx="5486400" cy="3600450"/>
+                      <a:ext cx="5486400" cy="3601085"/>
                     </a:xfrm>
                     <a:prstGeom prst="rect">
                       <a:avLst/>
@@ -5771,7 +5660,6 @@
           <w:rFonts w:ascii="Arial" w:eastAsia="Arial" w:hAnsi="Arial" w:cs="Arial"/>
           <w:i/>
         </w:rPr>
-        <w:lastRenderedPageBreak/>
         <w:t>2.3.13</w:t>
       </w:r>
       <w:r>
@@ -5779,21 +5667,7 @@
           <w:rFonts w:ascii="Arial" w:eastAsia="Arial" w:hAnsi="Arial" w:cs="Arial"/>
           <w:i/>
         </w:rPr>
-        <w:t xml:space="preserve"> </w:t>
-      </w:r>
-      <w:r>
-        <w:rPr>
-          <w:rFonts w:ascii="Arial" w:eastAsia="Arial" w:hAnsi="Arial" w:cs="Arial"/>
-          <w:i/>
-        </w:rPr>
-        <w:t xml:space="preserve">Business operation- </w:t>
-      </w:r>
-      <w:r>
-        <w:rPr>
-          <w:rFonts w:ascii="Arial" w:eastAsia="Arial" w:hAnsi="Arial" w:cs="Arial"/>
-          <w:i/>
-        </w:rPr>
-        <w:t>Create User</w:t>
+        <w:t xml:space="preserve"> Business operation- Create User</w:t>
       </w:r>
     </w:p>
     <w:p>
@@ -5957,29 +5831,14 @@
           <w:rFonts w:ascii="Arial" w:eastAsia="Arial" w:hAnsi="Arial" w:cs="Arial"/>
           <w:i/>
         </w:rPr>
-        <w:lastRenderedPageBreak/>
-        <w:t>2.3.14</w:t>
+        <w:t xml:space="preserve">2.3.14 </w:t>
       </w:r>
       <w:r>
         <w:rPr>
           <w:rFonts w:ascii="Arial" w:eastAsia="Arial" w:hAnsi="Arial" w:cs="Arial"/>
           <w:i/>
         </w:rPr>
-        <w:t xml:space="preserve"> </w:t>
-      </w:r>
-      <w:r>
-        <w:rPr>
-          <w:rFonts w:ascii="Arial" w:eastAsia="Arial" w:hAnsi="Arial" w:cs="Arial"/>
-          <w:i/>
-        </w:rPr>
-        <w:t xml:space="preserve">Business operation- </w:t>
-      </w:r>
-      <w:r>
-        <w:rPr>
-          <w:rFonts w:ascii="Arial" w:eastAsia="Arial" w:hAnsi="Arial" w:cs="Arial"/>
-          <w:i/>
-        </w:rPr>
-        <w:t>Update User Information</w:t>
+        <w:t>Business operation- Update User Information</w:t>
       </w:r>
     </w:p>
     <w:p>
@@ -6107,13 +5966,6 @@
     </w:p>
     <w:p>
       <w:pPr>
-        <w:rPr>
-          <w:i/>
-        </w:rPr>
-      </w:pPr>
-    </w:p>
-    <w:p>
-      <w:pPr>
         <w:pStyle w:val="Heading1"/>
         <w:numPr>
           <w:ilvl w:val="0"/>
@@ -17352,14 +17204,7 @@
                       <w:sz w:val="20"/>
                       <w:szCs w:val="20"/>
                     </w:rPr>
-                    <w:t>2</w:t>
-                  </w:r>
-                  <w:r>
-                    <w:rPr>
-                      <w:sz w:val="20"/>
-                      <w:szCs w:val="20"/>
-                    </w:rPr>
-                    <w:t>.</w:t>
+                    <w:t>2.</w:t>
                   </w:r>
                 </w:p>
               </w:tc>
@@ -19510,14 +19355,7 @@
                       <w:sz w:val="20"/>
                       <w:szCs w:val="20"/>
                     </w:rPr>
-                    <w:t xml:space="preserve">  </w:t>
-                  </w:r>
-                  <w:r>
-                    <w:rPr>
-                      <w:sz w:val="20"/>
-                      <w:szCs w:val="20"/>
-                    </w:rPr>
-                    <w:t>At Step 6</w:t>
+                    <w:t xml:space="preserve">  At Step 6</w:t>
                   </w:r>
                 </w:p>
               </w:tc>
@@ -29156,33 +28994,6 @@
                 <w:ilvl w:val="0"/>
                 <w:numId w:val="58"/>
               </w:numPr>
-              <w:tabs>
-                <w:tab w:val="right" w:pos="992"/>
-                <w:tab w:val="center" w:pos="1125"/>
-                <w:tab w:val="left" w:pos="1125"/>
-                <w:tab w:val="right" w:pos="992"/>
-              </w:tabs>
-              <w:spacing w:before="0"/>
-              <w:jc w:val="left"/>
-              <w:rPr>
-                <w:sz w:val="26"/>
-                <w:szCs w:val="26"/>
-              </w:rPr>
-            </w:pPr>
-            <w:r>
-              <w:rPr>
-                <w:sz w:val="26"/>
-                <w:szCs w:val="26"/>
-              </w:rPr>
-              <w:t>The software updates the quantity of the inventory.</w:t>
-            </w:r>
-          </w:p>
-          <w:p>
-            <w:pPr>
-              <w:numPr>
-                <w:ilvl w:val="0"/>
-                <w:numId w:val="58"/>
-              </w:numPr>
               <w:spacing w:before="0"/>
               <w:rPr>
                 <w:sz w:val="22"/>
@@ -29447,15 +29258,7 @@
                       <w:sz w:val="20"/>
                       <w:szCs w:val="20"/>
                     </w:rPr>
-                    <w:t xml:space="preserve">Customer attempts to update a product quantity that exceeds </w:t>
-                  </w:r>
-                  <w:r>
-                    <w:rPr>
-                      <w:sz w:val="20"/>
-                      <w:szCs w:val="20"/>
-                    </w:rPr>
-                    <w:lastRenderedPageBreak/>
-                    <w:t>available inventory</w:t>
+                    <w:t>Customer attempts to update a product quantity that exceeds available inventory</w:t>
                   </w:r>
                 </w:p>
               </w:tc>
@@ -29477,7 +29280,6 @@
                       <w:sz w:val="20"/>
                       <w:szCs w:val="20"/>
                     </w:rPr>
-                    <w:lastRenderedPageBreak/>
                     <w:t>Display a message indicating the maximum available quantity. Customer can adjust the quantity or cancel the action.</w:t>
                   </w:r>
                 </w:p>
@@ -29524,6 +29326,7 @@
                       <w:sz w:val="20"/>
                       <w:szCs w:val="20"/>
                     </w:rPr>
+                    <w:lastRenderedPageBreak/>
                     <w:t>2</w:t>
                   </w:r>
                   <w:r>
@@ -29551,7 +29354,14 @@
                       <w:sz w:val="20"/>
                       <w:szCs w:val="20"/>
                     </w:rPr>
-                    <w:t>Step 4</w:t>
+                    <w:t xml:space="preserve">Step </w:t>
+                  </w:r>
+                  <w:r>
+                    <w:rPr>
+                      <w:sz w:val="20"/>
+                      <w:szCs w:val="20"/>
+                    </w:rPr>
+                    <w:t>3</w:t>
                   </w:r>
                 </w:p>
               </w:tc>
@@ -29614,7 +29424,14 @@
                       <w:sz w:val="20"/>
                       <w:szCs w:val="20"/>
                     </w:rPr>
-                    <w:t>Step 4</w:t>
+                    <w:t xml:space="preserve">Step </w:t>
+                  </w:r>
+                  <w:r>
+                    <w:rPr>
+                      <w:sz w:val="20"/>
+                      <w:szCs w:val="20"/>
+                    </w:rPr>
+                    <w:t>3</w:t>
                   </w:r>
                 </w:p>
               </w:tc>
@@ -30309,7 +30126,6 @@
               <w:spacing w:before="0"/>
             </w:pPr>
             <w:r>
-              <w:lastRenderedPageBreak/>
               <w:t>The software displays up to 30 pending orders per page</w:t>
             </w:r>
           </w:p>
@@ -30346,6 +30162,7 @@
               <w:spacing w:before="0"/>
             </w:pPr>
             <w:r>
+              <w:lastRenderedPageBreak/>
               <w:t>The software validates current inventory availability</w:t>
             </w:r>
           </w:p>
@@ -31040,7 +30857,6 @@
                 <w:sz w:val="14"/>
                 <w:szCs w:val="14"/>
               </w:rPr>
-              <w:lastRenderedPageBreak/>
               <w:t xml:space="preserve"> </w:t>
             </w:r>
             <w:r>
@@ -31064,6 +30880,7 @@
               <w:rPr>
                 <w:b/>
               </w:rPr>
+              <w:lastRenderedPageBreak/>
               <w:t>Table A-Input data of  Process Pending Order</w:t>
             </w:r>
           </w:p>
@@ -35587,7 +35404,7 @@
       <w:bookmarkStart w:id="29" w:name="_ac0xmlhmdb4c" w:colFirst="0" w:colLast="0"/>
       <w:bookmarkEnd w:id="29"/>
       <w:r>
-        <w:t xml:space="preserve">Update User Information </w:t>
+        <w:t xml:space="preserve">Update User </w:t>
       </w:r>
     </w:p>
     <w:tbl>
@@ -35628,7 +35445,23 @@
                 <w:sz w:val="32"/>
                 <w:szCs w:val="32"/>
               </w:rPr>
-              <w:t>Use Case “Update User Information”</w:t>
+              <w:t>Use Case “Update Us</w:t>
+            </w:r>
+            <w:r>
+              <w:rPr>
+                <w:b/>
+                <w:sz w:val="32"/>
+                <w:szCs w:val="32"/>
+              </w:rPr>
+              <w:t>er</w:t>
+            </w:r>
+            <w:r>
+              <w:rPr>
+                <w:b/>
+                <w:sz w:val="32"/>
+                <w:szCs w:val="32"/>
+              </w:rPr>
+              <w:t>”</w:t>
             </w:r>
           </w:p>
           <w:p>
@@ -35923,7 +35756,7 @@
               <w:rPr>
                 <w:b/>
               </w:rPr>
-              <w:t>Table N-Alternative flows of events for UC Update User Information</w:t>
+              <w:t xml:space="preserve">Table N-Alternative flows of events for UC Update User </w:t>
             </w:r>
           </w:p>
           <w:tbl>
@@ -36349,7 +36182,7 @@
               <w:rPr>
                 <w:b/>
               </w:rPr>
-              <w:t>Table A-Input data of Update User Information</w:t>
+              <w:t xml:space="preserve">Table A-Input data of Update User </w:t>
             </w:r>
           </w:p>
           <w:tbl>
@@ -44972,6 +44805,7 @@
   <w:style w:type="character" w:default="1" w:styleId="DefaultParagraphFont">
     <w:name w:val="Default Paragraph Font"/>
     <w:uiPriority w:val="1"/>
+    <w:semiHidden/>
     <w:unhideWhenUsed/>
   </w:style>
   <w:style w:type="table" w:default="1" w:styleId="TableNormal">

--- a/Software requirements specification/SRS v1.2_Group6.docx
+++ b/Software requirements specification/SRS v1.2_Group6.docx
@@ -2257,7 +2257,7 @@
       <w:pPr>
         <w:numPr>
           <w:ilvl w:val="0"/>
-          <w:numId w:val="55"/>
+          <w:numId w:val="52"/>
         </w:numPr>
         <w:tabs>
           <w:tab w:val="left" w:pos="450"/>
@@ -3840,7 +3840,7 @@
         <w:pStyle w:val="ListParagraph"/>
         <w:numPr>
           <w:ilvl w:val="0"/>
-          <w:numId w:val="62"/>
+          <w:numId w:val="58"/>
         </w:numPr>
         <w:jc w:val="left"/>
       </w:pPr>
@@ -4084,14 +4084,6 @@
       <w:r>
         <w:t xml:space="preserve">     Activity diagrams are utilized to model business processes as they provide a structured visual representation of workflows, decision points, and resource allocation. These diagrams enable stakeholders to understand, analyze, and refine complex processes by depicting the sequence of activities, concurrency, error handling, and integration with other models. Additionally, they function as effective documentation tools, enhancing communication and collaboration among stakeholders.</w:t>
       </w:r>
-    </w:p>
-    <w:p>
-      <w:pPr>
-        <w:rPr>
-          <w:rFonts w:ascii="Arial" w:eastAsia="Arial" w:hAnsi="Arial" w:cs="Arial"/>
-          <w:i/>
-        </w:rPr>
-      </w:pPr>
       <w:bookmarkStart w:id="14" w:name="_nn47mz7ovujq" w:colFirst="0" w:colLast="0"/>
       <w:bookmarkEnd w:id="14"/>
     </w:p>
@@ -4107,6 +4099,7 @@
           <w:rFonts w:ascii="Arial" w:eastAsia="Arial" w:hAnsi="Arial" w:cs="Arial"/>
           <w:i/>
         </w:rPr>
+        <w:lastRenderedPageBreak/>
         <w:t xml:space="preserve">2.3.1 </w:t>
       </w:r>
       <w:r>
@@ -4285,6 +4278,14 @@
           <w:i/>
         </w:rPr>
       </w:pPr>
+    </w:p>
+    <w:p>
+      <w:pPr>
+        <w:rPr>
+          <w:rFonts w:ascii="Arial" w:eastAsia="Arial" w:hAnsi="Arial" w:cs="Arial"/>
+          <w:i/>
+        </w:rPr>
+      </w:pPr>
       <w:r>
         <w:rPr>
           <w:rFonts w:ascii="Arial" w:eastAsia="Arial" w:hAnsi="Arial" w:cs="Arial"/>
@@ -5277,27 +5278,12 @@
           <w:i/>
         </w:rPr>
       </w:pPr>
-    </w:p>
-    <w:p>
-      <w:pPr>
-        <w:rPr>
-          <w:rFonts w:ascii="Arial" w:eastAsia="Arial" w:hAnsi="Arial" w:cs="Arial"/>
-          <w:i/>
-        </w:rPr>
-      </w:pPr>
-    </w:p>
-    <w:p>
-      <w:pPr>
-        <w:rPr>
-          <w:rFonts w:ascii="Arial" w:eastAsia="Arial" w:hAnsi="Arial" w:cs="Arial"/>
-          <w:i/>
-        </w:rPr>
-      </w:pPr>
       <w:r>
         <w:rPr>
           <w:rFonts w:ascii="Arial" w:eastAsia="Arial" w:hAnsi="Arial" w:cs="Arial"/>
           <w:i/>
         </w:rPr>
+        <w:lastRenderedPageBreak/>
         <w:t>2.3.11</w:t>
       </w:r>
       <w:r>
@@ -5457,6 +5443,7 @@
           <w:rFonts w:ascii="Arial" w:eastAsia="Arial" w:hAnsi="Arial" w:cs="Arial"/>
           <w:i/>
         </w:rPr>
+        <w:lastRenderedPageBreak/>
         <w:t>2.3.12</w:t>
       </w:r>
       <w:r>
@@ -5660,6 +5647,7 @@
           <w:rFonts w:ascii="Arial" w:eastAsia="Arial" w:hAnsi="Arial" w:cs="Arial"/>
           <w:i/>
         </w:rPr>
+        <w:lastRenderedPageBreak/>
         <w:t>2.3.13</w:t>
       </w:r>
       <w:r>
@@ -5831,6 +5819,7 @@
           <w:rFonts w:ascii="Arial" w:eastAsia="Arial" w:hAnsi="Arial" w:cs="Arial"/>
           <w:i/>
         </w:rPr>
+        <w:lastRenderedPageBreak/>
         <w:t xml:space="preserve">2.3.14 </w:t>
       </w:r>
       <w:r>
@@ -6043,7 +6032,7 @@
             <w:pPr>
               <w:numPr>
                 <w:ilvl w:val="0"/>
-                <w:numId w:val="60"/>
+                <w:numId w:val="56"/>
               </w:numPr>
               <w:pBdr>
                 <w:top w:val="nil"/>
@@ -6098,7 +6087,7 @@
             <w:pPr>
               <w:numPr>
                 <w:ilvl w:val="0"/>
-                <w:numId w:val="60"/>
+                <w:numId w:val="56"/>
               </w:numPr>
               <w:pBdr>
                 <w:top w:val="nil"/>
@@ -6149,7 +6138,7 @@
             <w:pPr>
               <w:numPr>
                 <w:ilvl w:val="0"/>
-                <w:numId w:val="60"/>
+                <w:numId w:val="56"/>
               </w:numPr>
               <w:pBdr>
                 <w:top w:val="nil"/>
@@ -6180,7 +6169,7 @@
             <w:pPr>
               <w:numPr>
                 <w:ilvl w:val="1"/>
-                <w:numId w:val="60"/>
+                <w:numId w:val="56"/>
               </w:numPr>
               <w:pBdr>
                 <w:top w:val="nil"/>
@@ -6210,7 +6199,7 @@
             <w:pPr>
               <w:numPr>
                 <w:ilvl w:val="1"/>
-                <w:numId w:val="60"/>
+                <w:numId w:val="56"/>
               </w:numPr>
               <w:pBdr>
                 <w:top w:val="nil"/>
@@ -6239,7 +6228,7 @@
             <w:pPr>
               <w:numPr>
                 <w:ilvl w:val="0"/>
-                <w:numId w:val="60"/>
+                <w:numId w:val="56"/>
               </w:numPr>
               <w:pBdr>
                 <w:top w:val="nil"/>
@@ -6301,7 +6290,7 @@
             <w:pPr>
               <w:numPr>
                 <w:ilvl w:val="0"/>
-                <w:numId w:val="60"/>
+                <w:numId w:val="56"/>
               </w:numPr>
               <w:pBdr>
                 <w:top w:val="nil"/>
@@ -6446,7 +6435,7 @@
             <w:pPr>
               <w:numPr>
                 <w:ilvl w:val="0"/>
-                <w:numId w:val="60"/>
+                <w:numId w:val="56"/>
               </w:numPr>
               <w:spacing w:before="0"/>
               <w:rPr>
@@ -8812,7 +8801,7 @@
             <w:pPr>
               <w:numPr>
                 <w:ilvl w:val="0"/>
-                <w:numId w:val="41"/>
+                <w:numId w:val="40"/>
               </w:numPr>
               <w:spacing w:before="0"/>
               <w:ind w:left="1559"/>
@@ -8825,7 +8814,7 @@
             <w:pPr>
               <w:numPr>
                 <w:ilvl w:val="0"/>
-                <w:numId w:val="41"/>
+                <w:numId w:val="40"/>
               </w:numPr>
               <w:spacing w:before="0"/>
               <w:ind w:left="1559"/>
@@ -12997,7 +12986,7 @@
             <w:pPr>
               <w:numPr>
                 <w:ilvl w:val="0"/>
-                <w:numId w:val="50"/>
+                <w:numId w:val="48"/>
               </w:numPr>
               <w:spacing w:before="0"/>
             </w:pPr>
@@ -13009,7 +12998,7 @@
             <w:pPr>
               <w:numPr>
                 <w:ilvl w:val="0"/>
-                <w:numId w:val="50"/>
+                <w:numId w:val="48"/>
               </w:numPr>
               <w:spacing w:before="0"/>
             </w:pPr>
@@ -13043,7 +13032,7 @@
             <w:pPr>
               <w:numPr>
                 <w:ilvl w:val="0"/>
-                <w:numId w:val="37"/>
+                <w:numId w:val="36"/>
               </w:numPr>
               <w:spacing w:before="0"/>
               <w:ind w:left="1559"/>
@@ -13056,7 +13045,7 @@
             <w:pPr>
               <w:numPr>
                 <w:ilvl w:val="0"/>
-                <w:numId w:val="37"/>
+                <w:numId w:val="36"/>
               </w:numPr>
               <w:spacing w:before="0"/>
               <w:ind w:left="1559"/>
@@ -13069,7 +13058,7 @@
             <w:pPr>
               <w:numPr>
                 <w:ilvl w:val="0"/>
-                <w:numId w:val="37"/>
+                <w:numId w:val="36"/>
               </w:numPr>
               <w:spacing w:before="0"/>
               <w:ind w:left="1559"/>
@@ -13082,7 +13071,7 @@
             <w:pPr>
               <w:numPr>
                 <w:ilvl w:val="0"/>
-                <w:numId w:val="37"/>
+                <w:numId w:val="36"/>
               </w:numPr>
               <w:spacing w:before="0"/>
               <w:ind w:left="1559"/>
@@ -13095,7 +13084,7 @@
             <w:pPr>
               <w:numPr>
                 <w:ilvl w:val="0"/>
-                <w:numId w:val="37"/>
+                <w:numId w:val="36"/>
               </w:numPr>
               <w:spacing w:before="0"/>
               <w:ind w:left="1559"/>
@@ -13108,7 +13097,7 @@
             <w:pPr>
               <w:numPr>
                 <w:ilvl w:val="0"/>
-                <w:numId w:val="37"/>
+                <w:numId w:val="36"/>
               </w:numPr>
               <w:spacing w:before="0"/>
               <w:ind w:left="1559"/>
@@ -13121,7 +13110,7 @@
             <w:pPr>
               <w:numPr>
                 <w:ilvl w:val="0"/>
-                <w:numId w:val="37"/>
+                <w:numId w:val="36"/>
               </w:numPr>
               <w:spacing w:before="0"/>
               <w:ind w:left="1559"/>
@@ -13134,7 +13123,7 @@
             <w:pPr>
               <w:numPr>
                 <w:ilvl w:val="0"/>
-                <w:numId w:val="37"/>
+                <w:numId w:val="36"/>
               </w:numPr>
               <w:spacing w:before="0"/>
               <w:ind w:left="1559"/>
@@ -13688,7 +13677,7 @@
                   <w:pPr>
                     <w:numPr>
                       <w:ilvl w:val="0"/>
-                      <w:numId w:val="53"/>
+                      <w:numId w:val="51"/>
                     </w:numPr>
                     <w:spacing w:after="120"/>
                     <w:rPr>
@@ -15984,7 +15973,7 @@
             <w:pPr>
               <w:numPr>
                 <w:ilvl w:val="0"/>
-                <w:numId w:val="47"/>
+                <w:numId w:val="46"/>
               </w:numPr>
               <w:spacing w:before="0" w:line="240" w:lineRule="auto"/>
             </w:pPr>
@@ -16185,12 +16174,57 @@
             <w:pPr>
               <w:numPr>
                 <w:ilvl w:val="0"/>
-                <w:numId w:val="45"/>
+                <w:numId w:val="44"/>
               </w:numPr>
               <w:spacing w:before="0"/>
             </w:pPr>
             <w:r>
               <w:t>The Product Manager must be logged in.</w:t>
+            </w:r>
+          </w:p>
+          <w:p>
+            <w:pPr>
+              <w:numPr>
+                <w:ilvl w:val="0"/>
+                <w:numId w:val="44"/>
+              </w:numPr>
+              <w:spacing w:before="0"/>
+              <w:rPr>
+                <w:sz w:val="28"/>
+                <w:szCs w:val="28"/>
+              </w:rPr>
+            </w:pPr>
+            <w:r>
+              <w:t>The Product Manager has the necessary permissions to update products</w:t>
+            </w:r>
+            <w:r>
+              <w:rPr>
+                <w:sz w:val="28"/>
+                <w:szCs w:val="28"/>
+              </w:rPr>
+              <w:t>.</w:t>
+            </w:r>
+          </w:p>
+          <w:p>
+            <w:pPr>
+              <w:numPr>
+                <w:ilvl w:val="0"/>
+                <w:numId w:val="27"/>
+              </w:numPr>
+              <w:spacing w:before="0"/>
+              <w:rPr>
+                <w:b/>
+                <w:sz w:val="28"/>
+                <w:szCs w:val="28"/>
+              </w:rPr>
+            </w:pPr>
+            <w:r>
+              <w:rPr>
+                <w:b/>
+                <w:sz w:val="28"/>
+                <w:szCs w:val="28"/>
+              </w:rPr>
+              <w:t>Basic Flow of Events</w:t>
             </w:r>
           </w:p>
           <w:p>
@@ -16206,43 +16240,30 @@
               </w:rPr>
             </w:pPr>
             <w:r>
-              <w:t>The Product Manager has the necessary permissions to update products</w:t>
-            </w:r>
-            <w:r>
-              <w:rPr>
-                <w:sz w:val="28"/>
-                <w:szCs w:val="28"/>
-              </w:rPr>
-              <w:t>.</w:t>
+              <w:t>The Product Manager selects a product to update.</w:t>
             </w:r>
           </w:p>
           <w:p>
             <w:pPr>
               <w:numPr>
                 <w:ilvl w:val="0"/>
-                <w:numId w:val="27"/>
+                <w:numId w:val="45"/>
               </w:numPr>
               <w:spacing w:before="0"/>
               <w:rPr>
-                <w:b/>
                 <w:sz w:val="28"/>
                 <w:szCs w:val="28"/>
               </w:rPr>
             </w:pPr>
             <w:r>
-              <w:rPr>
-                <w:b/>
-                <w:sz w:val="28"/>
-                <w:szCs w:val="28"/>
-              </w:rPr>
-              <w:t>Basic Flow of Events</w:t>
+              <w:t>The AIMS software displays the product details.</w:t>
             </w:r>
           </w:p>
           <w:p>
             <w:pPr>
               <w:numPr>
                 <w:ilvl w:val="0"/>
-                <w:numId w:val="46"/>
+                <w:numId w:val="45"/>
               </w:numPr>
               <w:spacing w:before="0"/>
               <w:rPr>
@@ -16251,14 +16272,14 @@
               </w:rPr>
             </w:pPr>
             <w:r>
-              <w:t>The Product Manager selects a product to update.</w:t>
+              <w:t>The Product Manager edits product details (title, category, value, price, etc.).</w:t>
             </w:r>
           </w:p>
           <w:p>
             <w:pPr>
               <w:numPr>
                 <w:ilvl w:val="0"/>
-                <w:numId w:val="46"/>
+                <w:numId w:val="45"/>
               </w:numPr>
               <w:spacing w:before="0"/>
               <w:rPr>
@@ -16267,14 +16288,14 @@
               </w:rPr>
             </w:pPr>
             <w:r>
-              <w:t>The AIMS software displays the product details.</w:t>
+              <w:t>The AIMS software validates the updated input fields.</w:t>
             </w:r>
           </w:p>
           <w:p>
             <w:pPr>
               <w:numPr>
                 <w:ilvl w:val="0"/>
-                <w:numId w:val="46"/>
+                <w:numId w:val="45"/>
               </w:numPr>
               <w:spacing w:before="0"/>
               <w:rPr>
@@ -16283,14 +16304,14 @@
               </w:rPr>
             </w:pPr>
             <w:r>
-              <w:t>The Product Manager edits product details (title, category, value, price, etc.).</w:t>
+              <w:t>The Product Manager submits the updates.</w:t>
             </w:r>
           </w:p>
           <w:p>
             <w:pPr>
               <w:numPr>
                 <w:ilvl w:val="0"/>
-                <w:numId w:val="46"/>
+                <w:numId w:val="45"/>
               </w:numPr>
               <w:spacing w:before="0"/>
               <w:rPr>
@@ -16299,14 +16320,14 @@
               </w:rPr>
             </w:pPr>
             <w:r>
-              <w:t>The AIMS software validates the updated input fields.</w:t>
+              <w:t>The AIMS software stores the updated product details in the database.</w:t>
             </w:r>
           </w:p>
           <w:p>
             <w:pPr>
               <w:numPr>
                 <w:ilvl w:val="0"/>
-                <w:numId w:val="46"/>
+                <w:numId w:val="45"/>
               </w:numPr>
               <w:spacing w:before="0"/>
               <w:rPr>
@@ -16315,46 +16336,14 @@
               </w:rPr>
             </w:pPr>
             <w:r>
-              <w:t>The Product Manager submits the updates.</w:t>
+              <w:t>The AIMS software confirms the successful update of the product.</w:t>
             </w:r>
           </w:p>
           <w:p>
             <w:pPr>
               <w:numPr>
                 <w:ilvl w:val="0"/>
-                <w:numId w:val="46"/>
-              </w:numPr>
-              <w:spacing w:before="0"/>
-              <w:rPr>
-                <w:sz w:val="28"/>
-                <w:szCs w:val="28"/>
-              </w:rPr>
-            </w:pPr>
-            <w:r>
-              <w:t>The AIMS software stores the updated product details in the database.</w:t>
-            </w:r>
-          </w:p>
-          <w:p>
-            <w:pPr>
-              <w:numPr>
-                <w:ilvl w:val="0"/>
-                <w:numId w:val="46"/>
-              </w:numPr>
-              <w:spacing w:before="0"/>
-              <w:rPr>
-                <w:sz w:val="28"/>
-                <w:szCs w:val="28"/>
-              </w:rPr>
-            </w:pPr>
-            <w:r>
-              <w:t>The AIMS software confirms the successful update of the product.</w:t>
-            </w:r>
-          </w:p>
-          <w:p>
-            <w:pPr>
-              <w:numPr>
-                <w:ilvl w:val="0"/>
-                <w:numId w:val="46"/>
+                <w:numId w:val="45"/>
               </w:numPr>
               <w:spacing w:before="0"/>
               <w:rPr>
@@ -18323,6 +18312,7 @@
       <w:bookmarkStart w:id="20" w:name="_j4uvyvl0acvz" w:colFirst="0" w:colLast="0"/>
       <w:bookmarkEnd w:id="20"/>
       <w:r>
+        <w:lastRenderedPageBreak/>
         <w:t xml:space="preserve">Place Order </w:t>
       </w:r>
     </w:p>
@@ -21709,7 +21699,7 @@
             <w:pPr>
               <w:numPr>
                 <w:ilvl w:val="0"/>
-                <w:numId w:val="49"/>
+                <w:numId w:val="47"/>
               </w:numPr>
               <w:spacing w:before="0"/>
             </w:pPr>
@@ -21721,7 +21711,7 @@
             <w:pPr>
               <w:numPr>
                 <w:ilvl w:val="0"/>
-                <w:numId w:val="49"/>
+                <w:numId w:val="47"/>
               </w:numPr>
               <w:spacing w:before="0"/>
             </w:pPr>
@@ -21733,7 +21723,7 @@
             <w:pPr>
               <w:numPr>
                 <w:ilvl w:val="0"/>
-                <w:numId w:val="49"/>
+                <w:numId w:val="47"/>
               </w:numPr>
               <w:spacing w:before="0"/>
             </w:pPr>
@@ -21745,7 +21735,7 @@
             <w:pPr>
               <w:numPr>
                 <w:ilvl w:val="0"/>
-                <w:numId w:val="49"/>
+                <w:numId w:val="47"/>
               </w:numPr>
               <w:spacing w:before="0"/>
             </w:pPr>
@@ -21757,7 +21747,7 @@
             <w:pPr>
               <w:numPr>
                 <w:ilvl w:val="0"/>
-                <w:numId w:val="49"/>
+                <w:numId w:val="47"/>
               </w:numPr>
               <w:spacing w:before="0"/>
             </w:pPr>
@@ -21769,7 +21759,7 @@
             <w:pPr>
               <w:numPr>
                 <w:ilvl w:val="0"/>
-                <w:numId w:val="49"/>
+                <w:numId w:val="47"/>
               </w:numPr>
               <w:spacing w:before="0"/>
             </w:pPr>
@@ -21781,7 +21771,7 @@
             <w:pPr>
               <w:numPr>
                 <w:ilvl w:val="0"/>
-                <w:numId w:val="49"/>
+                <w:numId w:val="47"/>
               </w:numPr>
               <w:spacing w:before="0"/>
             </w:pPr>
@@ -21793,7 +21783,7 @@
             <w:pPr>
               <w:numPr>
                 <w:ilvl w:val="0"/>
-                <w:numId w:val="49"/>
+                <w:numId w:val="47"/>
               </w:numPr>
               <w:spacing w:before="0"/>
             </w:pPr>
@@ -23896,7 +23886,7 @@
                   <w:pPr>
                     <w:numPr>
                       <w:ilvl w:val="0"/>
-                      <w:numId w:val="38"/>
+                      <w:numId w:val="37"/>
                     </w:numPr>
                     <w:spacing w:after="120"/>
                     <w:rPr>
@@ -24370,7 +24360,7 @@
                   <w:pPr>
                     <w:numPr>
                       <w:ilvl w:val="0"/>
-                      <w:numId w:val="61"/>
+                      <w:numId w:val="57"/>
                     </w:numPr>
                     <w:spacing w:before="60" w:line="240" w:lineRule="auto"/>
                     <w:jc w:val="center"/>
@@ -24477,7 +24467,7 @@
                   <w:pPr>
                     <w:numPr>
                       <w:ilvl w:val="0"/>
-                      <w:numId w:val="61"/>
+                      <w:numId w:val="57"/>
                     </w:numPr>
                     <w:spacing w:before="60" w:line="240" w:lineRule="auto"/>
                     <w:jc w:val="center"/>
@@ -24584,7 +24574,7 @@
                   <w:pPr>
                     <w:numPr>
                       <w:ilvl w:val="0"/>
-                      <w:numId w:val="61"/>
+                      <w:numId w:val="57"/>
                     </w:numPr>
                     <w:spacing w:before="60" w:line="240" w:lineRule="auto"/>
                     <w:jc w:val="center"/>
@@ -24691,7 +24681,7 @@
                   <w:pPr>
                     <w:numPr>
                       <w:ilvl w:val="0"/>
-                      <w:numId w:val="61"/>
+                      <w:numId w:val="57"/>
                     </w:numPr>
                     <w:spacing w:before="60" w:line="240" w:lineRule="auto"/>
                     <w:jc w:val="center"/>
@@ -24798,7 +24788,7 @@
                   <w:pPr>
                     <w:numPr>
                       <w:ilvl w:val="0"/>
-                      <w:numId w:val="61"/>
+                      <w:numId w:val="57"/>
                     </w:numPr>
                     <w:spacing w:before="60" w:line="240" w:lineRule="auto"/>
                     <w:jc w:val="center"/>
@@ -24905,7 +24895,7 @@
                   <w:pPr>
                     <w:numPr>
                       <w:ilvl w:val="0"/>
-                      <w:numId w:val="61"/>
+                      <w:numId w:val="57"/>
                     </w:numPr>
                     <w:spacing w:before="60" w:line="240" w:lineRule="auto"/>
                     <w:jc w:val="center"/>
@@ -25012,7 +25002,7 @@
                   <w:pPr>
                     <w:numPr>
                       <w:ilvl w:val="0"/>
-                      <w:numId w:val="61"/>
+                      <w:numId w:val="57"/>
                     </w:numPr>
                     <w:spacing w:before="60" w:line="240" w:lineRule="auto"/>
                     <w:jc w:val="center"/>
@@ -25119,7 +25109,7 @@
                   <w:pPr>
                     <w:numPr>
                       <w:ilvl w:val="0"/>
-                      <w:numId w:val="61"/>
+                      <w:numId w:val="57"/>
                     </w:numPr>
                     <w:spacing w:before="60" w:line="240" w:lineRule="auto"/>
                     <w:jc w:val="center"/>
@@ -25276,6 +25266,7 @@
                 <w:sz w:val="28"/>
                 <w:szCs w:val="28"/>
               </w:rPr>
+              <w:lastRenderedPageBreak/>
               <w:t xml:space="preserve"> </w:t>
             </w:r>
             <w:r>
@@ -25368,7 +25359,7 @@
             <w:pPr>
               <w:numPr>
                 <w:ilvl w:val="0"/>
-                <w:numId w:val="40"/>
+                <w:numId w:val="39"/>
               </w:numPr>
               <w:rPr>
                 <w:b/>
@@ -25398,7 +25389,7 @@
             <w:pPr>
               <w:numPr>
                 <w:ilvl w:val="0"/>
-                <w:numId w:val="40"/>
+                <w:numId w:val="39"/>
               </w:numPr>
               <w:spacing w:before="0"/>
               <w:rPr>
@@ -25432,7 +25423,7 @@
             <w:pPr>
               <w:numPr>
                 <w:ilvl w:val="0"/>
-                <w:numId w:val="40"/>
+                <w:numId w:val="39"/>
               </w:numPr>
               <w:spacing w:before="0"/>
               <w:rPr>
@@ -25454,7 +25445,7 @@
             <w:pPr>
               <w:numPr>
                 <w:ilvl w:val="1"/>
-                <w:numId w:val="40"/>
+                <w:numId w:val="39"/>
               </w:numPr>
               <w:spacing w:before="0"/>
               <w:rPr>
@@ -25476,7 +25467,7 @@
             <w:pPr>
               <w:numPr>
                 <w:ilvl w:val="1"/>
-                <w:numId w:val="40"/>
+                <w:numId w:val="39"/>
               </w:numPr>
               <w:spacing w:before="0"/>
               <w:rPr>
@@ -25498,7 +25489,7 @@
             <w:pPr>
               <w:numPr>
                 <w:ilvl w:val="0"/>
-                <w:numId w:val="40"/>
+                <w:numId w:val="39"/>
               </w:numPr>
               <w:spacing w:before="0"/>
               <w:rPr>
@@ -25547,7 +25538,7 @@
             <w:pPr>
               <w:numPr>
                 <w:ilvl w:val="0"/>
-                <w:numId w:val="40"/>
+                <w:numId w:val="39"/>
               </w:numPr>
               <w:spacing w:before="0"/>
               <w:rPr>
@@ -25701,7 +25692,7 @@
             <w:pPr>
               <w:numPr>
                 <w:ilvl w:val="0"/>
-                <w:numId w:val="40"/>
+                <w:numId w:val="39"/>
               </w:numPr>
               <w:spacing w:before="0"/>
               <w:rPr>
@@ -26295,7 +26286,7 @@
             <w:pPr>
               <w:numPr>
                 <w:ilvl w:val="0"/>
-                <w:numId w:val="40"/>
+                <w:numId w:val="39"/>
               </w:numPr>
               <w:spacing w:before="0"/>
               <w:rPr>
@@ -26642,7 +26633,7 @@
             <w:pPr>
               <w:numPr>
                 <w:ilvl w:val="0"/>
-                <w:numId w:val="40"/>
+                <w:numId w:val="39"/>
               </w:numPr>
               <w:spacing w:before="0"/>
               <w:rPr>
@@ -26851,7 +26842,7 @@
                   <w:pPr>
                     <w:numPr>
                       <w:ilvl w:val="0"/>
-                      <w:numId w:val="51"/>
+                      <w:numId w:val="49"/>
                     </w:numPr>
                     <w:spacing w:before="60" w:line="240" w:lineRule="auto"/>
                     <w:jc w:val="center"/>
@@ -26958,7 +26949,7 @@
                   <w:pPr>
                     <w:numPr>
                       <w:ilvl w:val="0"/>
-                      <w:numId w:val="51"/>
+                      <w:numId w:val="49"/>
                     </w:numPr>
                     <w:spacing w:before="60" w:line="240" w:lineRule="auto"/>
                     <w:jc w:val="center"/>
@@ -27065,7 +27056,7 @@
                   <w:pPr>
                     <w:numPr>
                       <w:ilvl w:val="0"/>
-                      <w:numId w:val="51"/>
+                      <w:numId w:val="49"/>
                     </w:numPr>
                     <w:spacing w:before="60" w:line="240" w:lineRule="auto"/>
                     <w:jc w:val="center"/>
@@ -27172,7 +27163,7 @@
                   <w:pPr>
                     <w:numPr>
                       <w:ilvl w:val="0"/>
-                      <w:numId w:val="51"/>
+                      <w:numId w:val="49"/>
                     </w:numPr>
                     <w:spacing w:before="60" w:line="240" w:lineRule="auto"/>
                     <w:jc w:val="center"/>
@@ -27282,7 +27273,7 @@
             <w:pPr>
               <w:numPr>
                 <w:ilvl w:val="0"/>
-                <w:numId w:val="40"/>
+                <w:numId w:val="39"/>
               </w:numPr>
               <w:spacing w:before="0"/>
               <w:rPr>
@@ -27567,7 +27558,7 @@
             <w:pPr>
               <w:numPr>
                 <w:ilvl w:val="0"/>
-                <w:numId w:val="52"/>
+                <w:numId w:val="50"/>
               </w:numPr>
               <w:spacing w:before="0"/>
               <w:ind w:left="1417"/>
@@ -27580,7 +27571,7 @@
             <w:pPr>
               <w:numPr>
                 <w:ilvl w:val="0"/>
-                <w:numId w:val="52"/>
+                <w:numId w:val="50"/>
               </w:numPr>
               <w:spacing w:before="0"/>
             </w:pPr>
@@ -27592,7 +27583,7 @@
             <w:pPr>
               <w:numPr>
                 <w:ilvl w:val="0"/>
-                <w:numId w:val="52"/>
+                <w:numId w:val="50"/>
               </w:numPr>
               <w:spacing w:before="0"/>
             </w:pPr>
@@ -27604,7 +27595,7 @@
             <w:pPr>
               <w:numPr>
                 <w:ilvl w:val="0"/>
-                <w:numId w:val="52"/>
+                <w:numId w:val="50"/>
               </w:numPr>
               <w:spacing w:before="0"/>
             </w:pPr>
@@ -28355,6 +28346,7 @@
       <w:bookmarkStart w:id="24" w:name="_2hbc06jlhxee" w:colFirst="0" w:colLast="0"/>
       <w:bookmarkEnd w:id="24"/>
       <w:r>
+        <w:lastRenderedPageBreak/>
         <w:t>View Cart</w:t>
       </w:r>
     </w:p>
@@ -28564,7 +28556,7 @@
             <w:pPr>
               <w:numPr>
                 <w:ilvl w:val="0"/>
-                <w:numId w:val="44"/>
+                <w:numId w:val="43"/>
               </w:numPr>
               <w:spacing w:before="0"/>
               <w:ind w:left="1559" w:hanging="425"/>
@@ -28577,7 +28569,7 @@
             <w:pPr>
               <w:numPr>
                 <w:ilvl w:val="0"/>
-                <w:numId w:val="44"/>
+                <w:numId w:val="43"/>
               </w:numPr>
               <w:spacing w:before="0"/>
               <w:ind w:left="1559" w:hanging="425"/>
@@ -28743,6 +28735,7 @@
       <w:bookmarkStart w:id="25" w:name="_s1nujadrk0fe" w:colFirst="0" w:colLast="0"/>
       <w:bookmarkEnd w:id="25"/>
       <w:r>
+        <w:lastRenderedPageBreak/>
         <w:t>Update Cart</w:t>
       </w:r>
     </w:p>
@@ -28791,7 +28784,7 @@
             <w:pPr>
               <w:numPr>
                 <w:ilvl w:val="0"/>
-                <w:numId w:val="59"/>
+                <w:numId w:val="55"/>
               </w:numPr>
               <w:rPr>
                 <w:b/>
@@ -28821,7 +28814,7 @@
             <w:pPr>
               <w:numPr>
                 <w:ilvl w:val="0"/>
-                <w:numId w:val="59"/>
+                <w:numId w:val="55"/>
               </w:numPr>
               <w:spacing w:before="0"/>
               <w:rPr>
@@ -28855,7 +28848,7 @@
             <w:pPr>
               <w:numPr>
                 <w:ilvl w:val="0"/>
-                <w:numId w:val="59"/>
+                <w:numId w:val="55"/>
               </w:numPr>
               <w:spacing w:before="0"/>
               <w:rPr>
@@ -28877,7 +28870,7 @@
             <w:pPr>
               <w:numPr>
                 <w:ilvl w:val="1"/>
-                <w:numId w:val="59"/>
+                <w:numId w:val="55"/>
               </w:numPr>
               <w:spacing w:before="0"/>
               <w:rPr>
@@ -28899,7 +28892,7 @@
             <w:pPr>
               <w:numPr>
                 <w:ilvl w:val="0"/>
-                <w:numId w:val="59"/>
+                <w:numId w:val="55"/>
               </w:numPr>
               <w:spacing w:before="0"/>
               <w:rPr>
@@ -28930,7 +28923,7 @@
             <w:pPr>
               <w:numPr>
                 <w:ilvl w:val="0"/>
-                <w:numId w:val="59"/>
+                <w:numId w:val="55"/>
               </w:numPr>
               <w:spacing w:before="0"/>
               <w:rPr>
@@ -28952,7 +28945,7 @@
             <w:pPr>
               <w:numPr>
                 <w:ilvl w:val="0"/>
-                <w:numId w:val="58"/>
+                <w:numId w:val="54"/>
               </w:numPr>
               <w:spacing w:before="0"/>
               <w:rPr>
@@ -28972,7 +28965,7 @@
             <w:pPr>
               <w:numPr>
                 <w:ilvl w:val="0"/>
-                <w:numId w:val="58"/>
+                <w:numId w:val="54"/>
               </w:numPr>
               <w:spacing w:before="0"/>
               <w:rPr>
@@ -28992,7 +28985,7 @@
             <w:pPr>
               <w:numPr>
                 <w:ilvl w:val="0"/>
-                <w:numId w:val="58"/>
+                <w:numId w:val="54"/>
               </w:numPr>
               <w:spacing w:before="0"/>
               <w:rPr>
@@ -29012,7 +29005,7 @@
             <w:pPr>
               <w:numPr>
                 <w:ilvl w:val="0"/>
-                <w:numId w:val="59"/>
+                <w:numId w:val="55"/>
               </w:numPr>
               <w:spacing w:before="0"/>
               <w:rPr>
@@ -29441,7 +29434,7 @@
             <w:pPr>
               <w:numPr>
                 <w:ilvl w:val="0"/>
-                <w:numId w:val="59"/>
+                <w:numId w:val="55"/>
               </w:numPr>
               <w:spacing w:before="0" w:line="240" w:lineRule="auto"/>
               <w:rPr>
@@ -29791,7 +29784,7 @@
             <w:pPr>
               <w:numPr>
                 <w:ilvl w:val="0"/>
-                <w:numId w:val="59"/>
+                <w:numId w:val="55"/>
               </w:numPr>
               <w:spacing w:before="0" w:line="240" w:lineRule="auto"/>
               <w:rPr>
@@ -29828,7 +29821,7 @@
             <w:pPr>
               <w:numPr>
                 <w:ilvl w:val="0"/>
-                <w:numId w:val="59"/>
+                <w:numId w:val="55"/>
               </w:numPr>
               <w:spacing w:before="0" w:line="240" w:lineRule="auto"/>
               <w:rPr>
@@ -29869,6 +29862,7 @@
       <w:bookmarkStart w:id="26" w:name="_qmh6hiw9p063" w:colFirst="0" w:colLast="0"/>
       <w:bookmarkEnd w:id="26"/>
       <w:r>
+        <w:lastRenderedPageBreak/>
         <w:t>Process Pending Order</w:t>
       </w:r>
     </w:p>
@@ -31403,7 +31397,7 @@
                   <w:pPr>
                     <w:numPr>
                       <w:ilvl w:val="0"/>
-                      <w:numId w:val="43"/>
+                      <w:numId w:val="42"/>
                     </w:numPr>
                     <w:spacing w:before="60" w:line="240" w:lineRule="auto"/>
                     <w:jc w:val="center"/>
@@ -31509,7 +31503,7 @@
                   <w:pPr>
                     <w:numPr>
                       <w:ilvl w:val="0"/>
-                      <w:numId w:val="43"/>
+                      <w:numId w:val="42"/>
                     </w:numPr>
                     <w:spacing w:before="60" w:line="240" w:lineRule="auto"/>
                     <w:jc w:val="center"/>
@@ -31645,7 +31639,7 @@
                   <w:pPr>
                     <w:numPr>
                       <w:ilvl w:val="0"/>
-                      <w:numId w:val="43"/>
+                      <w:numId w:val="42"/>
                     </w:numPr>
                     <w:spacing w:before="60" w:line="240" w:lineRule="auto"/>
                     <w:jc w:val="center"/>
@@ -31751,7 +31745,7 @@
                   <w:pPr>
                     <w:numPr>
                       <w:ilvl w:val="0"/>
-                      <w:numId w:val="43"/>
+                      <w:numId w:val="42"/>
                     </w:numPr>
                     <w:spacing w:before="60" w:line="240" w:lineRule="auto"/>
                     <w:jc w:val="center"/>
@@ -31895,7 +31889,7 @@
                   <w:pPr>
                     <w:numPr>
                       <w:ilvl w:val="0"/>
-                      <w:numId w:val="43"/>
+                      <w:numId w:val="42"/>
                     </w:numPr>
                     <w:spacing w:before="60" w:line="240" w:lineRule="auto"/>
                     <w:jc w:val="center"/>
@@ -32001,7 +31995,7 @@
                   <w:pPr>
                     <w:numPr>
                       <w:ilvl w:val="0"/>
-                      <w:numId w:val="43"/>
+                      <w:numId w:val="42"/>
                     </w:numPr>
                     <w:spacing w:before="60" w:line="240" w:lineRule="auto"/>
                     <w:jc w:val="center"/>
@@ -33993,6 +33987,7 @@
       <w:bookmarkStart w:id="28" w:name="_onamlkevbcly" w:colFirst="0" w:colLast="0"/>
       <w:bookmarkEnd w:id="28"/>
       <w:r>
+        <w:lastRenderedPageBreak/>
         <w:t xml:space="preserve">Create New User </w:t>
       </w:r>
     </w:p>
@@ -35404,6 +35399,7 @@
       <w:bookmarkStart w:id="29" w:name="_ac0xmlhmdb4c" w:colFirst="0" w:colLast="0"/>
       <w:bookmarkEnd w:id="29"/>
       <w:r>
+        <w:lastRenderedPageBreak/>
         <w:t xml:space="preserve">Update User </w:t>
       </w:r>
     </w:p>
@@ -37177,7 +37173,7 @@
       <w:pPr>
         <w:numPr>
           <w:ilvl w:val="0"/>
-          <w:numId w:val="56"/>
+          <w:numId w:val="53"/>
         </w:numPr>
         <w:spacing w:before="60"/>
       </w:pPr>
@@ -37189,7 +37185,7 @@
       <w:pPr>
         <w:numPr>
           <w:ilvl w:val="0"/>
-          <w:numId w:val="56"/>
+          <w:numId w:val="53"/>
         </w:numPr>
         <w:spacing w:before="0"/>
       </w:pPr>
@@ -37201,7 +37197,7 @@
       <w:pPr>
         <w:numPr>
           <w:ilvl w:val="0"/>
-          <w:numId w:val="56"/>
+          <w:numId w:val="53"/>
         </w:numPr>
         <w:spacing w:before="0"/>
       </w:pPr>
@@ -37368,7 +37364,7 @@
       <w:pPr>
         <w:numPr>
           <w:ilvl w:val="0"/>
-          <w:numId w:val="39"/>
+          <w:numId w:val="38"/>
         </w:numPr>
       </w:pPr>
       <w:r>
@@ -37388,7 +37384,7 @@
       <w:pPr>
         <w:numPr>
           <w:ilvl w:val="0"/>
-          <w:numId w:val="39"/>
+          <w:numId w:val="38"/>
         </w:numPr>
         <w:spacing w:before="0"/>
       </w:pPr>
@@ -37422,7 +37418,7 @@
       <w:pPr>
         <w:numPr>
           <w:ilvl w:val="0"/>
-          <w:numId w:val="42"/>
+          <w:numId w:val="41"/>
         </w:numPr>
       </w:pPr>
       <w:r>
@@ -39451,92 +39447,6 @@
     </w:lvl>
   </w:abstractNum>
   <w:abstractNum w:abstractNumId="18" w15:restartNumberingAfterBreak="0">
-    <w:nsid w:val="29972DD9"/>
-    <w:multiLevelType w:val="multilevel"/>
-    <w:tmpl w:val="381C07D8"/>
-    <w:lvl w:ilvl="0">
-      <w:start w:val="1"/>
-      <w:numFmt w:val="decimal"/>
-      <w:lvlText w:val="%1."/>
-      <w:lvlJc w:val="left"/>
-      <w:pPr>
-        <w:ind w:left="720" w:hanging="720"/>
-      </w:pPr>
-    </w:lvl>
-    <w:lvl w:ilvl="1">
-      <w:start w:val="1"/>
-      <w:numFmt w:val="lowerLetter"/>
-      <w:lvlText w:val="%2."/>
-      <w:lvlJc w:val="left"/>
-      <w:pPr>
-        <w:ind w:left="1440" w:hanging="360"/>
-      </w:pPr>
-    </w:lvl>
-    <w:lvl w:ilvl="2">
-      <w:start w:val="1"/>
-      <w:numFmt w:val="lowerRoman"/>
-      <w:lvlText w:val="%3."/>
-      <w:lvlJc w:val="right"/>
-      <w:pPr>
-        <w:ind w:left="2160" w:hanging="180"/>
-      </w:pPr>
-    </w:lvl>
-    <w:lvl w:ilvl="3">
-      <w:start w:val="1"/>
-      <w:numFmt w:val="decimal"/>
-      <w:lvlText w:val="%4."/>
-      <w:lvlJc w:val="left"/>
-      <w:pPr>
-        <w:ind w:left="2880" w:hanging="360"/>
-      </w:pPr>
-    </w:lvl>
-    <w:lvl w:ilvl="4">
-      <w:start w:val="1"/>
-      <w:numFmt w:val="lowerLetter"/>
-      <w:lvlText w:val="%5."/>
-      <w:lvlJc w:val="left"/>
-      <w:pPr>
-        <w:ind w:left="3600" w:hanging="360"/>
-      </w:pPr>
-    </w:lvl>
-    <w:lvl w:ilvl="5">
-      <w:start w:val="1"/>
-      <w:numFmt w:val="lowerRoman"/>
-      <w:lvlText w:val="%6."/>
-      <w:lvlJc w:val="right"/>
-      <w:pPr>
-        <w:ind w:left="4320" w:hanging="180"/>
-      </w:pPr>
-    </w:lvl>
-    <w:lvl w:ilvl="6">
-      <w:start w:val="1"/>
-      <w:numFmt w:val="decimal"/>
-      <w:lvlText w:val="%7."/>
-      <w:lvlJc w:val="left"/>
-      <w:pPr>
-        <w:ind w:left="5040" w:hanging="360"/>
-      </w:pPr>
-    </w:lvl>
-    <w:lvl w:ilvl="7">
-      <w:start w:val="1"/>
-      <w:numFmt w:val="lowerLetter"/>
-      <w:lvlText w:val="%8."/>
-      <w:lvlJc w:val="left"/>
-      <w:pPr>
-        <w:ind w:left="5760" w:hanging="360"/>
-      </w:pPr>
-    </w:lvl>
-    <w:lvl w:ilvl="8">
-      <w:start w:val="1"/>
-      <w:numFmt w:val="lowerRoman"/>
-      <w:lvlText w:val="%9."/>
-      <w:lvlJc w:val="right"/>
-      <w:pPr>
-        <w:ind w:left="6480" w:hanging="180"/>
-      </w:pPr>
-    </w:lvl>
-  </w:abstractNum>
-  <w:abstractNum w:abstractNumId="19" w15:restartNumberingAfterBreak="0">
     <w:nsid w:val="2C0A318C"/>
     <w:multiLevelType w:val="multilevel"/>
     <w:tmpl w:val="F782DB94"/>
@@ -39649,7 +39559,7 @@
       </w:rPr>
     </w:lvl>
   </w:abstractNum>
-  <w:abstractNum w:abstractNumId="20" w15:restartNumberingAfterBreak="0">
+  <w:abstractNum w:abstractNumId="19" w15:restartNumberingAfterBreak="0">
     <w:nsid w:val="2C957E2B"/>
     <w:multiLevelType w:val="multilevel"/>
     <w:tmpl w:val="79B0ED78"/>
@@ -39764,7 +39674,7 @@
       </w:rPr>
     </w:lvl>
   </w:abstractNum>
-  <w:abstractNum w:abstractNumId="21" w15:restartNumberingAfterBreak="0">
+  <w:abstractNum w:abstractNumId="20" w15:restartNumberingAfterBreak="0">
     <w:nsid w:val="2E6B763E"/>
     <w:multiLevelType w:val="multilevel"/>
     <w:tmpl w:val="D488E102"/>
@@ -39877,7 +39787,7 @@
       </w:rPr>
     </w:lvl>
   </w:abstractNum>
-  <w:abstractNum w:abstractNumId="22" w15:restartNumberingAfterBreak="0">
+  <w:abstractNum w:abstractNumId="21" w15:restartNumberingAfterBreak="0">
     <w:nsid w:val="2F0F10D6"/>
     <w:multiLevelType w:val="multilevel"/>
     <w:tmpl w:val="4B7430D0"/>
@@ -39990,7 +39900,7 @@
       </w:rPr>
     </w:lvl>
   </w:abstractNum>
-  <w:abstractNum w:abstractNumId="23" w15:restartNumberingAfterBreak="0">
+  <w:abstractNum w:abstractNumId="22" w15:restartNumberingAfterBreak="0">
     <w:nsid w:val="309C04DD"/>
     <w:multiLevelType w:val="multilevel"/>
     <w:tmpl w:val="7DB28102"/>
@@ -40103,7 +40013,7 @@
       </w:rPr>
     </w:lvl>
   </w:abstractNum>
-  <w:abstractNum w:abstractNumId="24" w15:restartNumberingAfterBreak="0">
+  <w:abstractNum w:abstractNumId="23" w15:restartNumberingAfterBreak="0">
     <w:nsid w:val="32633505"/>
     <w:multiLevelType w:val="multilevel"/>
     <w:tmpl w:val="7960B8F6"/>
@@ -40216,7 +40126,7 @@
       </w:rPr>
     </w:lvl>
   </w:abstractNum>
-  <w:abstractNum w:abstractNumId="25" w15:restartNumberingAfterBreak="0">
+  <w:abstractNum w:abstractNumId="24" w15:restartNumberingAfterBreak="0">
     <w:nsid w:val="32DA146A"/>
     <w:multiLevelType w:val="multilevel"/>
     <w:tmpl w:val="B0066196"/>
@@ -40329,7 +40239,7 @@
       </w:rPr>
     </w:lvl>
   </w:abstractNum>
-  <w:abstractNum w:abstractNumId="26" w15:restartNumberingAfterBreak="0">
+  <w:abstractNum w:abstractNumId="25" w15:restartNumberingAfterBreak="0">
     <w:nsid w:val="3B82388B"/>
     <w:multiLevelType w:val="multilevel"/>
     <w:tmpl w:val="B91869E2"/>
@@ -40442,7 +40352,7 @@
       </w:rPr>
     </w:lvl>
   </w:abstractNum>
-  <w:abstractNum w:abstractNumId="27" w15:restartNumberingAfterBreak="0">
+  <w:abstractNum w:abstractNumId="26" w15:restartNumberingAfterBreak="0">
     <w:nsid w:val="3CE8498E"/>
     <w:multiLevelType w:val="multilevel"/>
     <w:tmpl w:val="4506886E"/>
@@ -40555,7 +40465,7 @@
       </w:rPr>
     </w:lvl>
   </w:abstractNum>
-  <w:abstractNum w:abstractNumId="28" w15:restartNumberingAfterBreak="0">
+  <w:abstractNum w:abstractNumId="27" w15:restartNumberingAfterBreak="0">
     <w:nsid w:val="3D634BDB"/>
     <w:multiLevelType w:val="multilevel"/>
     <w:tmpl w:val="A162B406"/>
@@ -40668,7 +40578,7 @@
       </w:rPr>
     </w:lvl>
   </w:abstractNum>
-  <w:abstractNum w:abstractNumId="29" w15:restartNumberingAfterBreak="0">
+  <w:abstractNum w:abstractNumId="28" w15:restartNumberingAfterBreak="0">
     <w:nsid w:val="3DA0613D"/>
     <w:multiLevelType w:val="multilevel"/>
     <w:tmpl w:val="62E8C8CE"/>
@@ -40781,7 +40691,7 @@
       </w:rPr>
     </w:lvl>
   </w:abstractNum>
-  <w:abstractNum w:abstractNumId="30" w15:restartNumberingAfterBreak="0">
+  <w:abstractNum w:abstractNumId="29" w15:restartNumberingAfterBreak="0">
     <w:nsid w:val="3F2D5148"/>
     <w:multiLevelType w:val="multilevel"/>
     <w:tmpl w:val="E710D8CE"/>
@@ -40894,93 +40804,7 @@
       </w:rPr>
     </w:lvl>
   </w:abstractNum>
-  <w:abstractNum w:abstractNumId="31" w15:restartNumberingAfterBreak="0">
-    <w:nsid w:val="413259EB"/>
-    <w:multiLevelType w:val="multilevel"/>
-    <w:tmpl w:val="AF863176"/>
-    <w:lvl w:ilvl="0">
-      <w:start w:val="1"/>
-      <w:numFmt w:val="decimal"/>
-      <w:lvlText w:val="%1."/>
-      <w:lvlJc w:val="left"/>
-      <w:pPr>
-        <w:ind w:left="720" w:hanging="720"/>
-      </w:pPr>
-    </w:lvl>
-    <w:lvl w:ilvl="1">
-      <w:start w:val="1"/>
-      <w:numFmt w:val="lowerLetter"/>
-      <w:lvlText w:val="%2."/>
-      <w:lvlJc w:val="left"/>
-      <w:pPr>
-        <w:ind w:left="1440" w:hanging="360"/>
-      </w:pPr>
-    </w:lvl>
-    <w:lvl w:ilvl="2">
-      <w:start w:val="1"/>
-      <w:numFmt w:val="lowerRoman"/>
-      <w:lvlText w:val="%3."/>
-      <w:lvlJc w:val="right"/>
-      <w:pPr>
-        <w:ind w:left="2160" w:hanging="180"/>
-      </w:pPr>
-    </w:lvl>
-    <w:lvl w:ilvl="3">
-      <w:start w:val="1"/>
-      <w:numFmt w:val="decimal"/>
-      <w:lvlText w:val="%4."/>
-      <w:lvlJc w:val="left"/>
-      <w:pPr>
-        <w:ind w:left="2880" w:hanging="360"/>
-      </w:pPr>
-    </w:lvl>
-    <w:lvl w:ilvl="4">
-      <w:start w:val="1"/>
-      <w:numFmt w:val="lowerLetter"/>
-      <w:lvlText w:val="%5."/>
-      <w:lvlJc w:val="left"/>
-      <w:pPr>
-        <w:ind w:left="3600" w:hanging="360"/>
-      </w:pPr>
-    </w:lvl>
-    <w:lvl w:ilvl="5">
-      <w:start w:val="1"/>
-      <w:numFmt w:val="lowerRoman"/>
-      <w:lvlText w:val="%6."/>
-      <w:lvlJc w:val="right"/>
-      <w:pPr>
-        <w:ind w:left="4320" w:hanging="180"/>
-      </w:pPr>
-    </w:lvl>
-    <w:lvl w:ilvl="6">
-      <w:start w:val="1"/>
-      <w:numFmt w:val="decimal"/>
-      <w:lvlText w:val="%7."/>
-      <w:lvlJc w:val="left"/>
-      <w:pPr>
-        <w:ind w:left="5040" w:hanging="360"/>
-      </w:pPr>
-    </w:lvl>
-    <w:lvl w:ilvl="7">
-      <w:start w:val="1"/>
-      <w:numFmt w:val="lowerLetter"/>
-      <w:lvlText w:val="%8."/>
-      <w:lvlJc w:val="left"/>
-      <w:pPr>
-        <w:ind w:left="5760" w:hanging="360"/>
-      </w:pPr>
-    </w:lvl>
-    <w:lvl w:ilvl="8">
-      <w:start w:val="1"/>
-      <w:numFmt w:val="lowerRoman"/>
-      <w:lvlText w:val="%9."/>
-      <w:lvlJc w:val="right"/>
-      <w:pPr>
-        <w:ind w:left="6480" w:hanging="180"/>
-      </w:pPr>
-    </w:lvl>
-  </w:abstractNum>
-  <w:abstractNum w:abstractNumId="32" w15:restartNumberingAfterBreak="0">
+  <w:abstractNum w:abstractNumId="30" w15:restartNumberingAfterBreak="0">
     <w:nsid w:val="42FF7EB9"/>
     <w:multiLevelType w:val="multilevel"/>
     <w:tmpl w:val="B3BA85F2"/>
@@ -41066,7 +40890,7 @@
       </w:pPr>
     </w:lvl>
   </w:abstractNum>
-  <w:abstractNum w:abstractNumId="33" w15:restartNumberingAfterBreak="0">
+  <w:abstractNum w:abstractNumId="31" w15:restartNumberingAfterBreak="0">
     <w:nsid w:val="45CC5C6A"/>
     <w:multiLevelType w:val="multilevel"/>
     <w:tmpl w:val="50821470"/>
@@ -41181,7 +41005,7 @@
       </w:rPr>
     </w:lvl>
   </w:abstractNum>
-  <w:abstractNum w:abstractNumId="34" w15:restartNumberingAfterBreak="0">
+  <w:abstractNum w:abstractNumId="32" w15:restartNumberingAfterBreak="0">
     <w:nsid w:val="466F44AA"/>
     <w:multiLevelType w:val="multilevel"/>
     <w:tmpl w:val="CFBA8B90"/>
@@ -41267,7 +41091,7 @@
       </w:pPr>
     </w:lvl>
   </w:abstractNum>
-  <w:abstractNum w:abstractNumId="35" w15:restartNumberingAfterBreak="0">
+  <w:abstractNum w:abstractNumId="33" w15:restartNumberingAfterBreak="0">
     <w:nsid w:val="475D1087"/>
     <w:multiLevelType w:val="multilevel"/>
     <w:tmpl w:val="8A2657B8"/>
@@ -41353,7 +41177,7 @@
       </w:pPr>
     </w:lvl>
   </w:abstractNum>
-  <w:abstractNum w:abstractNumId="36" w15:restartNumberingAfterBreak="0">
+  <w:abstractNum w:abstractNumId="34" w15:restartNumberingAfterBreak="0">
     <w:nsid w:val="49475BF9"/>
     <w:multiLevelType w:val="multilevel"/>
     <w:tmpl w:val="5BDEDC4C"/>
@@ -41466,120 +41290,7 @@
       </w:rPr>
     </w:lvl>
   </w:abstractNum>
-  <w:abstractNum w:abstractNumId="37" w15:restartNumberingAfterBreak="0">
-    <w:nsid w:val="4A6B3DB0"/>
-    <w:multiLevelType w:val="multilevel"/>
-    <w:tmpl w:val="B988491C"/>
-    <w:lvl w:ilvl="0">
-      <w:start w:val="1"/>
-      <w:numFmt w:val="bullet"/>
-      <w:lvlText w:val="-"/>
-      <w:lvlJc w:val="left"/>
-      <w:pPr>
-        <w:ind w:left="720" w:hanging="360"/>
-      </w:pPr>
-      <w:rPr>
-        <w:u w:val="none"/>
-      </w:rPr>
-    </w:lvl>
-    <w:lvl w:ilvl="1">
-      <w:start w:val="1"/>
-      <w:numFmt w:val="bullet"/>
-      <w:lvlText w:val="-"/>
-      <w:lvlJc w:val="left"/>
-      <w:pPr>
-        <w:ind w:left="1440" w:hanging="360"/>
-      </w:pPr>
-      <w:rPr>
-        <w:u w:val="none"/>
-      </w:rPr>
-    </w:lvl>
-    <w:lvl w:ilvl="2">
-      <w:start w:val="1"/>
-      <w:numFmt w:val="bullet"/>
-      <w:lvlText w:val="-"/>
-      <w:lvlJc w:val="left"/>
-      <w:pPr>
-        <w:ind w:left="2160" w:hanging="360"/>
-      </w:pPr>
-      <w:rPr>
-        <w:u w:val="none"/>
-      </w:rPr>
-    </w:lvl>
-    <w:lvl w:ilvl="3">
-      <w:start w:val="1"/>
-      <w:numFmt w:val="bullet"/>
-      <w:lvlText w:val="-"/>
-      <w:lvlJc w:val="left"/>
-      <w:pPr>
-        <w:ind w:left="2880" w:hanging="360"/>
-      </w:pPr>
-      <w:rPr>
-        <w:u w:val="none"/>
-      </w:rPr>
-    </w:lvl>
-    <w:lvl w:ilvl="4">
-      <w:start w:val="1"/>
-      <w:numFmt w:val="bullet"/>
-      <w:lvlText w:val="-"/>
-      <w:lvlJc w:val="left"/>
-      <w:pPr>
-        <w:ind w:left="3600" w:hanging="360"/>
-      </w:pPr>
-      <w:rPr>
-        <w:u w:val="none"/>
-      </w:rPr>
-    </w:lvl>
-    <w:lvl w:ilvl="5">
-      <w:start w:val="1"/>
-      <w:numFmt w:val="bullet"/>
-      <w:lvlText w:val="-"/>
-      <w:lvlJc w:val="left"/>
-      <w:pPr>
-        <w:ind w:left="4320" w:hanging="360"/>
-      </w:pPr>
-      <w:rPr>
-        <w:u w:val="none"/>
-      </w:rPr>
-    </w:lvl>
-    <w:lvl w:ilvl="6">
-      <w:start w:val="1"/>
-      <w:numFmt w:val="bullet"/>
-      <w:lvlText w:val="-"/>
-      <w:lvlJc w:val="left"/>
-      <w:pPr>
-        <w:ind w:left="5040" w:hanging="360"/>
-      </w:pPr>
-      <w:rPr>
-        <w:u w:val="none"/>
-      </w:rPr>
-    </w:lvl>
-    <w:lvl w:ilvl="7">
-      <w:start w:val="1"/>
-      <w:numFmt w:val="bullet"/>
-      <w:lvlText w:val="-"/>
-      <w:lvlJc w:val="left"/>
-      <w:pPr>
-        <w:ind w:left="5760" w:hanging="360"/>
-      </w:pPr>
-      <w:rPr>
-        <w:u w:val="none"/>
-      </w:rPr>
-    </w:lvl>
-    <w:lvl w:ilvl="8">
-      <w:start w:val="1"/>
-      <w:numFmt w:val="bullet"/>
-      <w:lvlText w:val="-"/>
-      <w:lvlJc w:val="left"/>
-      <w:pPr>
-        <w:ind w:left="6480" w:hanging="360"/>
-      </w:pPr>
-      <w:rPr>
-        <w:u w:val="none"/>
-      </w:rPr>
-    </w:lvl>
-  </w:abstractNum>
-  <w:abstractNum w:abstractNumId="38" w15:restartNumberingAfterBreak="0">
+  <w:abstractNum w:abstractNumId="35" w15:restartNumberingAfterBreak="0">
     <w:nsid w:val="4D797353"/>
     <w:multiLevelType w:val="multilevel"/>
     <w:tmpl w:val="26D0415E"/>
@@ -41692,93 +41403,7 @@
       </w:rPr>
     </w:lvl>
   </w:abstractNum>
-  <w:abstractNum w:abstractNumId="39" w15:restartNumberingAfterBreak="0">
-    <w:nsid w:val="54BF6A20"/>
-    <w:multiLevelType w:val="multilevel"/>
-    <w:tmpl w:val="585E6DFA"/>
-    <w:lvl w:ilvl="0">
-      <w:start w:val="1"/>
-      <w:numFmt w:val="decimal"/>
-      <w:lvlText w:val="%1."/>
-      <w:lvlJc w:val="left"/>
-      <w:pPr>
-        <w:ind w:left="720" w:hanging="720"/>
-      </w:pPr>
-    </w:lvl>
-    <w:lvl w:ilvl="1">
-      <w:start w:val="1"/>
-      <w:numFmt w:val="lowerLetter"/>
-      <w:lvlText w:val="%2."/>
-      <w:lvlJc w:val="left"/>
-      <w:pPr>
-        <w:ind w:left="1440" w:hanging="360"/>
-      </w:pPr>
-    </w:lvl>
-    <w:lvl w:ilvl="2">
-      <w:start w:val="1"/>
-      <w:numFmt w:val="lowerRoman"/>
-      <w:lvlText w:val="%3."/>
-      <w:lvlJc w:val="right"/>
-      <w:pPr>
-        <w:ind w:left="2160" w:hanging="180"/>
-      </w:pPr>
-    </w:lvl>
-    <w:lvl w:ilvl="3">
-      <w:start w:val="1"/>
-      <w:numFmt w:val="decimal"/>
-      <w:lvlText w:val="%4."/>
-      <w:lvlJc w:val="left"/>
-      <w:pPr>
-        <w:ind w:left="2880" w:hanging="360"/>
-      </w:pPr>
-    </w:lvl>
-    <w:lvl w:ilvl="4">
-      <w:start w:val="1"/>
-      <w:numFmt w:val="lowerLetter"/>
-      <w:lvlText w:val="%5."/>
-      <w:lvlJc w:val="left"/>
-      <w:pPr>
-        <w:ind w:left="3600" w:hanging="360"/>
-      </w:pPr>
-    </w:lvl>
-    <w:lvl w:ilvl="5">
-      <w:start w:val="1"/>
-      <w:numFmt w:val="lowerRoman"/>
-      <w:lvlText w:val="%6."/>
-      <w:lvlJc w:val="right"/>
-      <w:pPr>
-        <w:ind w:left="4320" w:hanging="180"/>
-      </w:pPr>
-    </w:lvl>
-    <w:lvl w:ilvl="6">
-      <w:start w:val="1"/>
-      <w:numFmt w:val="decimal"/>
-      <w:lvlText w:val="%7."/>
-      <w:lvlJc w:val="left"/>
-      <w:pPr>
-        <w:ind w:left="5040" w:hanging="360"/>
-      </w:pPr>
-    </w:lvl>
-    <w:lvl w:ilvl="7">
-      <w:start w:val="1"/>
-      <w:numFmt w:val="lowerLetter"/>
-      <w:lvlText w:val="%8."/>
-      <w:lvlJc w:val="left"/>
-      <w:pPr>
-        <w:ind w:left="5760" w:hanging="360"/>
-      </w:pPr>
-    </w:lvl>
-    <w:lvl w:ilvl="8">
-      <w:start w:val="1"/>
-      <w:numFmt w:val="lowerRoman"/>
-      <w:lvlText w:val="%9."/>
-      <w:lvlJc w:val="right"/>
-      <w:pPr>
-        <w:ind w:left="6480" w:hanging="180"/>
-      </w:pPr>
-    </w:lvl>
-  </w:abstractNum>
-  <w:abstractNum w:abstractNumId="40" w15:restartNumberingAfterBreak="0">
+  <w:abstractNum w:abstractNumId="36" w15:restartNumberingAfterBreak="0">
     <w:nsid w:val="559F6ED7"/>
     <w:multiLevelType w:val="hybridMultilevel"/>
     <w:tmpl w:val="F9DACF56"/>
@@ -41891,7 +41516,7 @@
       </w:rPr>
     </w:lvl>
   </w:abstractNum>
-  <w:abstractNum w:abstractNumId="41" w15:restartNumberingAfterBreak="0">
+  <w:abstractNum w:abstractNumId="37" w15:restartNumberingAfterBreak="0">
     <w:nsid w:val="5797094B"/>
     <w:multiLevelType w:val="multilevel"/>
     <w:tmpl w:val="61D0F458"/>
@@ -42004,7 +41629,7 @@
       </w:rPr>
     </w:lvl>
   </w:abstractNum>
-  <w:abstractNum w:abstractNumId="42" w15:restartNumberingAfterBreak="0">
+  <w:abstractNum w:abstractNumId="38" w15:restartNumberingAfterBreak="0">
     <w:nsid w:val="58673B6B"/>
     <w:multiLevelType w:val="multilevel"/>
     <w:tmpl w:val="E3A02214"/>
@@ -42090,7 +41715,7 @@
       </w:pPr>
     </w:lvl>
   </w:abstractNum>
-  <w:abstractNum w:abstractNumId="43" w15:restartNumberingAfterBreak="0">
+  <w:abstractNum w:abstractNumId="39" w15:restartNumberingAfterBreak="0">
     <w:nsid w:val="5A8A193B"/>
     <w:multiLevelType w:val="multilevel"/>
     <w:tmpl w:val="5010D588"/>
@@ -42203,7 +41828,7 @@
       </w:rPr>
     </w:lvl>
   </w:abstractNum>
-  <w:abstractNum w:abstractNumId="44" w15:restartNumberingAfterBreak="0">
+  <w:abstractNum w:abstractNumId="40" w15:restartNumberingAfterBreak="0">
     <w:nsid w:val="5AB05825"/>
     <w:multiLevelType w:val="multilevel"/>
     <w:tmpl w:val="BBD0ADC0"/>
@@ -42316,7 +41941,7 @@
       </w:rPr>
     </w:lvl>
   </w:abstractNum>
-  <w:abstractNum w:abstractNumId="45" w15:restartNumberingAfterBreak="0">
+  <w:abstractNum w:abstractNumId="41" w15:restartNumberingAfterBreak="0">
     <w:nsid w:val="5B481330"/>
     <w:multiLevelType w:val="multilevel"/>
     <w:tmpl w:val="90C44954"/>
@@ -42429,7 +42054,7 @@
       </w:rPr>
     </w:lvl>
   </w:abstractNum>
-  <w:abstractNum w:abstractNumId="46" w15:restartNumberingAfterBreak="0">
+  <w:abstractNum w:abstractNumId="42" w15:restartNumberingAfterBreak="0">
     <w:nsid w:val="5CDC328E"/>
     <w:multiLevelType w:val="multilevel"/>
     <w:tmpl w:val="0D1E9AA4"/>
@@ -42544,7 +42169,7 @@
       </w:rPr>
     </w:lvl>
   </w:abstractNum>
-  <w:abstractNum w:abstractNumId="47" w15:restartNumberingAfterBreak="0">
+  <w:abstractNum w:abstractNumId="43" w15:restartNumberingAfterBreak="0">
     <w:nsid w:val="5CE57B49"/>
     <w:multiLevelType w:val="multilevel"/>
     <w:tmpl w:val="0A34DB0A"/>
@@ -42657,7 +42282,7 @@
       </w:rPr>
     </w:lvl>
   </w:abstractNum>
-  <w:abstractNum w:abstractNumId="48" w15:restartNumberingAfterBreak="0">
+  <w:abstractNum w:abstractNumId="44" w15:restartNumberingAfterBreak="0">
     <w:nsid w:val="625D665E"/>
     <w:multiLevelType w:val="multilevel"/>
     <w:tmpl w:val="D35E7BB8"/>
@@ -42770,7 +42395,7 @@
       </w:rPr>
     </w:lvl>
   </w:abstractNum>
-  <w:abstractNum w:abstractNumId="49" w15:restartNumberingAfterBreak="0">
+  <w:abstractNum w:abstractNumId="45" w15:restartNumberingAfterBreak="0">
     <w:nsid w:val="628B4CAC"/>
     <w:multiLevelType w:val="multilevel"/>
     <w:tmpl w:val="5C50BF84"/>
@@ -42883,7 +42508,7 @@
       </w:rPr>
     </w:lvl>
   </w:abstractNum>
-  <w:abstractNum w:abstractNumId="50" w15:restartNumberingAfterBreak="0">
+  <w:abstractNum w:abstractNumId="46" w15:restartNumberingAfterBreak="0">
     <w:nsid w:val="66436804"/>
     <w:multiLevelType w:val="multilevel"/>
     <w:tmpl w:val="4BAEE9AC"/>
@@ -42996,7 +42621,7 @@
       </w:rPr>
     </w:lvl>
   </w:abstractNum>
-  <w:abstractNum w:abstractNumId="51" w15:restartNumberingAfterBreak="0">
+  <w:abstractNum w:abstractNumId="47" w15:restartNumberingAfterBreak="0">
     <w:nsid w:val="665642E8"/>
     <w:multiLevelType w:val="multilevel"/>
     <w:tmpl w:val="1B503B2E"/>
@@ -43082,7 +42707,7 @@
       </w:pPr>
     </w:lvl>
   </w:abstractNum>
-  <w:abstractNum w:abstractNumId="52" w15:restartNumberingAfterBreak="0">
+  <w:abstractNum w:abstractNumId="48" w15:restartNumberingAfterBreak="0">
     <w:nsid w:val="6BC36563"/>
     <w:multiLevelType w:val="multilevel"/>
     <w:tmpl w:val="830A8698"/>
@@ -43195,7 +42820,7 @@
       </w:rPr>
     </w:lvl>
   </w:abstractNum>
-  <w:abstractNum w:abstractNumId="53" w15:restartNumberingAfterBreak="0">
+  <w:abstractNum w:abstractNumId="49" w15:restartNumberingAfterBreak="0">
     <w:nsid w:val="6C39285D"/>
     <w:multiLevelType w:val="multilevel"/>
     <w:tmpl w:val="61AEC508"/>
@@ -43308,7 +42933,7 @@
       </w:rPr>
     </w:lvl>
   </w:abstractNum>
-  <w:abstractNum w:abstractNumId="54" w15:restartNumberingAfterBreak="0">
+  <w:abstractNum w:abstractNumId="50" w15:restartNumberingAfterBreak="0">
     <w:nsid w:val="6EBE4B13"/>
     <w:multiLevelType w:val="multilevel"/>
     <w:tmpl w:val="D114A030"/>
@@ -43394,7 +43019,7 @@
       </w:pPr>
     </w:lvl>
   </w:abstractNum>
-  <w:abstractNum w:abstractNumId="55" w15:restartNumberingAfterBreak="0">
+  <w:abstractNum w:abstractNumId="51" w15:restartNumberingAfterBreak="0">
     <w:nsid w:val="70BE6C3E"/>
     <w:multiLevelType w:val="multilevel"/>
     <w:tmpl w:val="C58E5CEA"/>
@@ -43507,7 +43132,7 @@
       </w:rPr>
     </w:lvl>
   </w:abstractNum>
-  <w:abstractNum w:abstractNumId="56" w15:restartNumberingAfterBreak="0">
+  <w:abstractNum w:abstractNumId="52" w15:restartNumberingAfterBreak="0">
     <w:nsid w:val="73BA70C6"/>
     <w:multiLevelType w:val="multilevel"/>
     <w:tmpl w:val="50F684FE"/>
@@ -43593,7 +43218,7 @@
       </w:pPr>
     </w:lvl>
   </w:abstractNum>
-  <w:abstractNum w:abstractNumId="57" w15:restartNumberingAfterBreak="0">
+  <w:abstractNum w:abstractNumId="53" w15:restartNumberingAfterBreak="0">
     <w:nsid w:val="76612AC4"/>
     <w:multiLevelType w:val="multilevel"/>
     <w:tmpl w:val="D6F2BC5C"/>
@@ -43706,7 +43331,7 @@
       </w:rPr>
     </w:lvl>
   </w:abstractNum>
-  <w:abstractNum w:abstractNumId="58" w15:restartNumberingAfterBreak="0">
+  <w:abstractNum w:abstractNumId="54" w15:restartNumberingAfterBreak="0">
     <w:nsid w:val="7B523DCB"/>
     <w:multiLevelType w:val="multilevel"/>
     <w:tmpl w:val="9536C27C"/>
@@ -43792,7 +43417,7 @@
       </w:pPr>
     </w:lvl>
   </w:abstractNum>
-  <w:abstractNum w:abstractNumId="59" w15:restartNumberingAfterBreak="0">
+  <w:abstractNum w:abstractNumId="55" w15:restartNumberingAfterBreak="0">
     <w:nsid w:val="7C1866F5"/>
     <w:multiLevelType w:val="multilevel"/>
     <w:tmpl w:val="4016F5D4"/>
@@ -43905,7 +43530,7 @@
       </w:rPr>
     </w:lvl>
   </w:abstractNum>
-  <w:abstractNum w:abstractNumId="60" w15:restartNumberingAfterBreak="0">
+  <w:abstractNum w:abstractNumId="56" w15:restartNumberingAfterBreak="0">
     <w:nsid w:val="7D8F3290"/>
     <w:multiLevelType w:val="multilevel"/>
     <w:tmpl w:val="10EEF332"/>
@@ -44018,7 +43643,7 @@
       </w:rPr>
     </w:lvl>
   </w:abstractNum>
-  <w:abstractNum w:abstractNumId="61" w15:restartNumberingAfterBreak="0">
+  <w:abstractNum w:abstractNumId="57" w15:restartNumberingAfterBreak="0">
     <w:nsid w:val="7EED19A8"/>
     <w:multiLevelType w:val="multilevel"/>
     <w:tmpl w:val="E3A02214"/>
@@ -44105,43 +43730,43 @@
     </w:lvl>
   </w:abstractNum>
   <w:num w:numId="1" w16cid:durableId="644627131">
-    <w:abstractNumId w:val="50"/>
+    <w:abstractNumId w:val="46"/>
   </w:num>
   <w:num w:numId="2" w16cid:durableId="1453984252">
-    <w:abstractNumId w:val="60"/>
+    <w:abstractNumId w:val="56"/>
   </w:num>
   <w:num w:numId="3" w16cid:durableId="1090662273">
-    <w:abstractNumId w:val="52"/>
+    <w:abstractNumId w:val="48"/>
   </w:num>
   <w:num w:numId="4" w16cid:durableId="2050033030">
     <w:abstractNumId w:val="12"/>
   </w:num>
   <w:num w:numId="5" w16cid:durableId="501625515">
-    <w:abstractNumId w:val="34"/>
+    <w:abstractNumId w:val="32"/>
   </w:num>
   <w:num w:numId="6" w16cid:durableId="2069379117">
-    <w:abstractNumId w:val="28"/>
+    <w:abstractNumId w:val="27"/>
   </w:num>
   <w:num w:numId="7" w16cid:durableId="1198199598">
-    <w:abstractNumId w:val="59"/>
+    <w:abstractNumId w:val="55"/>
   </w:num>
   <w:num w:numId="8" w16cid:durableId="1264610745">
     <w:abstractNumId w:val="3"/>
   </w:num>
   <w:num w:numId="9" w16cid:durableId="1262954514">
-    <w:abstractNumId w:val="22"/>
+    <w:abstractNumId w:val="21"/>
   </w:num>
   <w:num w:numId="10" w16cid:durableId="1098217720">
-    <w:abstractNumId w:val="56"/>
+    <w:abstractNumId w:val="52"/>
   </w:num>
   <w:num w:numId="11" w16cid:durableId="247740367">
-    <w:abstractNumId w:val="38"/>
+    <w:abstractNumId w:val="35"/>
   </w:num>
   <w:num w:numId="12" w16cid:durableId="250361300">
-    <w:abstractNumId w:val="49"/>
+    <w:abstractNumId w:val="45"/>
   </w:num>
   <w:num w:numId="13" w16cid:durableId="2109739808">
-    <w:abstractNumId w:val="30"/>
+    <w:abstractNumId w:val="29"/>
   </w:num>
   <w:num w:numId="14" w16cid:durableId="244456743">
     <w:abstractNumId w:val="4"/>
@@ -44150,19 +43775,19 @@
     <w:abstractNumId w:val="16"/>
   </w:num>
   <w:num w:numId="16" w16cid:durableId="1084718683">
-    <w:abstractNumId w:val="23"/>
+    <w:abstractNumId w:val="22"/>
   </w:num>
   <w:num w:numId="17" w16cid:durableId="1298336331">
     <w:abstractNumId w:val="7"/>
   </w:num>
   <w:num w:numId="18" w16cid:durableId="579216436">
-    <w:abstractNumId w:val="55"/>
+    <w:abstractNumId w:val="51"/>
   </w:num>
   <w:num w:numId="19" w16cid:durableId="875118582">
-    <w:abstractNumId w:val="19"/>
+    <w:abstractNumId w:val="18"/>
   </w:num>
   <w:num w:numId="20" w16cid:durableId="1530030230">
-    <w:abstractNumId w:val="61"/>
+    <w:abstractNumId w:val="57"/>
   </w:num>
   <w:num w:numId="21" w16cid:durableId="898979982">
     <w:abstractNumId w:val="15"/>
@@ -44174,16 +43799,16 @@
     <w:abstractNumId w:val="8"/>
   </w:num>
   <w:num w:numId="24" w16cid:durableId="918564569">
-    <w:abstractNumId w:val="57"/>
+    <w:abstractNumId w:val="53"/>
   </w:num>
   <w:num w:numId="25" w16cid:durableId="1390228079">
-    <w:abstractNumId w:val="47"/>
+    <w:abstractNumId w:val="43"/>
   </w:num>
   <w:num w:numId="26" w16cid:durableId="554509440">
-    <w:abstractNumId w:val="27"/>
+    <w:abstractNumId w:val="26"/>
   </w:num>
   <w:num w:numId="27" w16cid:durableId="862208447">
-    <w:abstractNumId w:val="21"/>
+    <w:abstractNumId w:val="20"/>
   </w:num>
   <w:num w:numId="28" w16cid:durableId="1313287976">
     <w:abstractNumId w:val="11"/>
@@ -44192,104 +43817,93 @@
     <w:abstractNumId w:val="0"/>
   </w:num>
   <w:num w:numId="30" w16cid:durableId="1572737521">
-    <w:abstractNumId w:val="43"/>
+    <w:abstractNumId w:val="39"/>
   </w:num>
   <w:num w:numId="31" w16cid:durableId="1509636883">
-    <w:abstractNumId w:val="32"/>
+    <w:abstractNumId w:val="30"/>
   </w:num>
   <w:num w:numId="32" w16cid:durableId="57090819">
-    <w:abstractNumId w:val="54"/>
+    <w:abstractNumId w:val="50"/>
   </w:num>
   <w:num w:numId="33" w16cid:durableId="1746300470">
     <w:abstractNumId w:val="6"/>
   </w:num>
   <w:num w:numId="34" w16cid:durableId="1066993773">
-    <w:abstractNumId w:val="35"/>
+    <w:abstractNumId w:val="33"/>
   </w:num>
   <w:num w:numId="35" w16cid:durableId="2009825253">
     <w:abstractNumId w:val="14"/>
   </w:num>
-  <w:num w:numId="36" w16cid:durableId="517239636">
+  <w:num w:numId="36" w16cid:durableId="555893487">
+    <w:abstractNumId w:val="24"/>
+  </w:num>
+  <w:num w:numId="37" w16cid:durableId="1294482359">
+    <w:abstractNumId w:val="9"/>
+  </w:num>
+  <w:num w:numId="38" w16cid:durableId="1632901183">
+    <w:abstractNumId w:val="37"/>
+  </w:num>
+  <w:num w:numId="39" w16cid:durableId="660353580">
+    <w:abstractNumId w:val="34"/>
+  </w:num>
+  <w:num w:numId="40" w16cid:durableId="1969622277">
+    <w:abstractNumId w:val="40"/>
+  </w:num>
+  <w:num w:numId="41" w16cid:durableId="2035955095">
+    <w:abstractNumId w:val="41"/>
+  </w:num>
+  <w:num w:numId="42" w16cid:durableId="2088186561">
+    <w:abstractNumId w:val="10"/>
+  </w:num>
+  <w:num w:numId="43" w16cid:durableId="1535658291">
+    <w:abstractNumId w:val="5"/>
+  </w:num>
+  <w:num w:numId="44" w16cid:durableId="1111320039">
+    <w:abstractNumId w:val="42"/>
+  </w:num>
+  <w:num w:numId="45" w16cid:durableId="1951281346">
+    <w:abstractNumId w:val="19"/>
+  </w:num>
+  <w:num w:numId="46" w16cid:durableId="1746295277">
+    <w:abstractNumId w:val="17"/>
+  </w:num>
+  <w:num w:numId="47" w16cid:durableId="1061562846">
+    <w:abstractNumId w:val="2"/>
+  </w:num>
+  <w:num w:numId="48" w16cid:durableId="603270574">
+    <w:abstractNumId w:val="44"/>
+  </w:num>
+  <w:num w:numId="49" w16cid:durableId="675882368">
+    <w:abstractNumId w:val="47"/>
+  </w:num>
+  <w:num w:numId="50" w16cid:durableId="225996268">
+    <w:abstractNumId w:val="49"/>
+  </w:num>
+  <w:num w:numId="51" w16cid:durableId="1413161053">
+    <w:abstractNumId w:val="54"/>
+  </w:num>
+  <w:num w:numId="52" w16cid:durableId="2107579033">
+    <w:abstractNumId w:val="23"/>
+  </w:num>
+  <w:num w:numId="53" w16cid:durableId="2077632274">
+    <w:abstractNumId w:val="25"/>
+  </w:num>
+  <w:num w:numId="54" w16cid:durableId="745417450">
     <w:abstractNumId w:val="31"/>
   </w:num>
-  <w:num w:numId="37" w16cid:durableId="555893487">
-    <w:abstractNumId w:val="25"/>
+  <w:num w:numId="55" w16cid:durableId="1974754912">
+    <w:abstractNumId w:val="1"/>
   </w:num>
-  <w:num w:numId="38" w16cid:durableId="1294482359">
-    <w:abstractNumId w:val="9"/>
+  <w:num w:numId="56" w16cid:durableId="469518486">
+    <w:abstractNumId w:val="28"/>
   </w:num>
-  <w:num w:numId="39" w16cid:durableId="1632901183">
-    <w:abstractNumId w:val="41"/>
+  <w:num w:numId="57" w16cid:durableId="926690929">
+    <w:abstractNumId w:val="38"/>
   </w:num>
-  <w:num w:numId="40" w16cid:durableId="660353580">
+  <w:num w:numId="58" w16cid:durableId="459152143">
     <w:abstractNumId w:val="36"/>
   </w:num>
-  <w:num w:numId="41" w16cid:durableId="1969622277">
-    <w:abstractNumId w:val="44"/>
-  </w:num>
-  <w:num w:numId="42" w16cid:durableId="2035955095">
-    <w:abstractNumId w:val="45"/>
-  </w:num>
-  <w:num w:numId="43" w16cid:durableId="2088186561">
-    <w:abstractNumId w:val="10"/>
-  </w:num>
-  <w:num w:numId="44" w16cid:durableId="1535658291">
-    <w:abstractNumId w:val="5"/>
-  </w:num>
-  <w:num w:numId="45" w16cid:durableId="1111320039">
-    <w:abstractNumId w:val="46"/>
-  </w:num>
-  <w:num w:numId="46" w16cid:durableId="1951281346">
-    <w:abstractNumId w:val="20"/>
-  </w:num>
-  <w:num w:numId="47" w16cid:durableId="1746295277">
-    <w:abstractNumId w:val="17"/>
-  </w:num>
-  <w:num w:numId="48" w16cid:durableId="1519006660">
-    <w:abstractNumId w:val="39"/>
-  </w:num>
-  <w:num w:numId="49" w16cid:durableId="1061562846">
-    <w:abstractNumId w:val="2"/>
-  </w:num>
-  <w:num w:numId="50" w16cid:durableId="603270574">
-    <w:abstractNumId w:val="48"/>
-  </w:num>
-  <w:num w:numId="51" w16cid:durableId="675882368">
-    <w:abstractNumId w:val="51"/>
-  </w:num>
-  <w:num w:numId="52" w16cid:durableId="225996268">
-    <w:abstractNumId w:val="53"/>
-  </w:num>
-  <w:num w:numId="53" w16cid:durableId="1413161053">
-    <w:abstractNumId w:val="58"/>
-  </w:num>
-  <w:num w:numId="54" w16cid:durableId="402602688">
-    <w:abstractNumId w:val="18"/>
-  </w:num>
-  <w:num w:numId="55" w16cid:durableId="2107579033">
-    <w:abstractNumId w:val="24"/>
-  </w:num>
-  <w:num w:numId="56" w16cid:durableId="2077632274">
-    <w:abstractNumId w:val="26"/>
-  </w:num>
-  <w:num w:numId="57" w16cid:durableId="1813669974">
-    <w:abstractNumId w:val="37"/>
-  </w:num>
-  <w:num w:numId="58" w16cid:durableId="745417450">
-    <w:abstractNumId w:val="33"/>
-  </w:num>
-  <w:num w:numId="59" w16cid:durableId="1974754912">
-    <w:abstractNumId w:val="1"/>
-  </w:num>
-  <w:num w:numId="60" w16cid:durableId="469518486">
-    <w:abstractNumId w:val="29"/>
-  </w:num>
-  <w:num w:numId="61" w16cid:durableId="926690929">
-    <w:abstractNumId w:val="42"/>
-  </w:num>
-  <w:num w:numId="62" w16cid:durableId="459152143">
-    <w:abstractNumId w:val="40"/>
-  </w:num>
+  <w:numIdMacAtCleanup w:val="58"/>
 </w:numbering>
 </file>
 

--- a/Software requirements specification/SRS v1.2_Group6.docx
+++ b/Software requirements specification/SRS v1.2_Group6.docx
@@ -5827,7 +5827,7 @@
           <w:rFonts w:ascii="Arial" w:eastAsia="Arial" w:hAnsi="Arial" w:cs="Arial"/>
           <w:i/>
         </w:rPr>
-        <w:t>Business operation- Update User Information</w:t>
+        <w:t xml:space="preserve">Business operation- Update User </w:t>
       </w:r>
     </w:p>
     <w:p>

--- a/Software requirements specification/SRS v1.2_Group6.docx
+++ b/Software requirements specification/SRS v1.2_Group6.docx
@@ -4967,10 +4967,10 @@
           <w:noProof/>
         </w:rPr>
         <w:drawing>
-          <wp:inline distT="0" distB="0" distL="0" distR="0" wp14:anchorId="0F4687B6" wp14:editId="216BE566">
-            <wp:extent cx="5486400" cy="4398010"/>
-            <wp:effectExtent l="0" t="0" r="0" b="2540"/>
-            <wp:docPr id="520769108" name="Picture 4" descr="A diagram with text and images&#10;&#10;AI-generated content may be incorrect."/>
+          <wp:inline distT="0" distB="0" distL="0" distR="0" wp14:anchorId="1D5E4A95" wp14:editId="76CCDA8F">
+            <wp:extent cx="5486400" cy="4887595"/>
+            <wp:effectExtent l="0" t="0" r="0" b="8255"/>
+            <wp:docPr id="829141874" name="Picture 2" descr="A screenshot of a computer&#10;&#10;AI-generated content may be incorrect."/>
             <wp:cNvGraphicFramePr>
               <a:graphicFrameLocks xmlns:a="http://schemas.openxmlformats.org/drawingml/2006/main" noChangeAspect="1"/>
             </wp:cNvGraphicFramePr>
@@ -4978,7 +4978,7 @@
               <a:graphicData uri="http://schemas.openxmlformats.org/drawingml/2006/picture">
                 <pic:pic xmlns:pic="http://schemas.openxmlformats.org/drawingml/2006/picture">
                   <pic:nvPicPr>
-                    <pic:cNvPr id="520769108" name="Picture 4" descr="A diagram with text and images&#10;&#10;AI-generated content may be incorrect."/>
+                    <pic:cNvPr id="829141874" name="Picture 2" descr="A screenshot of a computer&#10;&#10;AI-generated content may be incorrect."/>
                     <pic:cNvPicPr>
                       <a:picLocks noChangeAspect="1" noChangeArrowheads="1"/>
                     </pic:cNvPicPr>
@@ -4999,7 +4999,7 @@
                   <pic:spPr bwMode="auto">
                     <a:xfrm>
                       <a:off x="0" y="0"/>
-                      <a:ext cx="5486400" cy="4398010"/>
+                      <a:ext cx="5486400" cy="4887595"/>
                     </a:xfrm>
                     <a:prstGeom prst="rect">
                       <a:avLst/>
@@ -5135,7 +5135,6 @@
           <w:rFonts w:ascii="Arial" w:eastAsia="Arial" w:hAnsi="Arial" w:cs="Arial"/>
           <w:i/>
         </w:rPr>
-        <w:lastRenderedPageBreak/>
         <w:t>2.3.10</w:t>
       </w:r>
       <w:r>
@@ -5158,10 +5157,10 @@
           <w:noProof/>
         </w:rPr>
         <w:drawing>
-          <wp:inline distT="0" distB="0" distL="0" distR="0" wp14:anchorId="2FB42010" wp14:editId="7356ABE1">
-            <wp:extent cx="5486400" cy="5374005"/>
+          <wp:inline distT="0" distB="0" distL="0" distR="0" wp14:anchorId="25D7234C" wp14:editId="29946972">
+            <wp:extent cx="5486400" cy="5240655"/>
             <wp:effectExtent l="0" t="0" r="0" b="0"/>
-            <wp:docPr id="588525804" name="Picture 3" descr="A screenshot of a diagram&#10;&#10;AI-generated content may be incorrect."/>
+            <wp:docPr id="2049482793" name="Picture 1" descr="A screenshot of a computer&#10;&#10;AI-generated content may be incorrect."/>
             <wp:cNvGraphicFramePr>
               <a:graphicFrameLocks xmlns:a="http://schemas.openxmlformats.org/drawingml/2006/main" noChangeAspect="1"/>
             </wp:cNvGraphicFramePr>
@@ -5169,7 +5168,7 @@
               <a:graphicData uri="http://schemas.openxmlformats.org/drawingml/2006/picture">
                 <pic:pic xmlns:pic="http://schemas.openxmlformats.org/drawingml/2006/picture">
                   <pic:nvPicPr>
-                    <pic:cNvPr id="588525804" name="Picture 3" descr="A screenshot of a diagram&#10;&#10;AI-generated content may be incorrect."/>
+                    <pic:cNvPr id="2049482793" name="Picture 1" descr="A screenshot of a computer&#10;&#10;AI-generated content may be incorrect."/>
                     <pic:cNvPicPr>
                       <a:picLocks noChangeAspect="1" noChangeArrowheads="1"/>
                     </pic:cNvPicPr>
@@ -5190,7 +5189,7 @@
                   <pic:spPr bwMode="auto">
                     <a:xfrm>
                       <a:off x="0" y="0"/>
-                      <a:ext cx="5486400" cy="5374005"/>
+                      <a:ext cx="5486400" cy="5240655"/>
                     </a:xfrm>
                     <a:prstGeom prst="rect">
                       <a:avLst/>
@@ -5283,7 +5282,6 @@
           <w:rFonts w:ascii="Arial" w:eastAsia="Arial" w:hAnsi="Arial" w:cs="Arial"/>
           <w:i/>
         </w:rPr>
-        <w:lastRenderedPageBreak/>
         <w:t>2.3.11</w:t>
       </w:r>
       <w:r>
@@ -5443,7 +5441,6 @@
           <w:rFonts w:ascii="Arial" w:eastAsia="Arial" w:hAnsi="Arial" w:cs="Arial"/>
           <w:i/>
         </w:rPr>
-        <w:lastRenderedPageBreak/>
         <w:t>2.3.12</w:t>
       </w:r>
       <w:r>
@@ -5647,7 +5644,6 @@
           <w:rFonts w:ascii="Arial" w:eastAsia="Arial" w:hAnsi="Arial" w:cs="Arial"/>
           <w:i/>
         </w:rPr>
-        <w:lastRenderedPageBreak/>
         <w:t>2.3.13</w:t>
       </w:r>
       <w:r>
@@ -5819,7 +5815,6 @@
           <w:rFonts w:ascii="Arial" w:eastAsia="Arial" w:hAnsi="Arial" w:cs="Arial"/>
           <w:i/>
         </w:rPr>
-        <w:lastRenderedPageBreak/>
         <w:t xml:space="preserve">2.3.14 </w:t>
       </w:r>
       <w:r>
@@ -6473,7 +6468,14 @@
                 <w:b/>
                 <w:color w:val="000000"/>
               </w:rPr>
-              <w:t>Table -Alternative flows of events for UC Place order</w:t>
+              <w:t>Table -Alternative flows of events for UC P</w:t>
+            </w:r>
+            <w:r>
+              <w:rPr>
+                <w:b/>
+                <w:color w:val="000000"/>
+              </w:rPr>
+              <w:t>ay Order</w:t>
             </w:r>
           </w:p>
           <w:tbl>
@@ -8764,15 +8766,9 @@
             <w:pPr>
               <w:spacing w:before="0"/>
               <w:ind w:left="720"/>
-              <w:rPr>
-                <w:b/>
-              </w:rPr>
             </w:pPr>
             <w:r>
-              <w:rPr>
-                <w:b/>
-              </w:rPr>
-              <w:t>None</w:t>
+              <w:t>The customer has navigated to the product list or product detail screen.</w:t>
             </w:r>
           </w:p>
           <w:p>
@@ -12783,14 +12779,14 @@
               <w:spacing w:before="0" w:line="240" w:lineRule="auto"/>
               <w:ind w:left="720"/>
               <w:rPr>
-                <w:b/>
+                <w:bCs/>
               </w:rPr>
             </w:pPr>
             <w:r>
               <w:rPr>
-                <w:b/>
-              </w:rPr>
-              <w:t>None</w:t>
+                <w:bCs/>
+              </w:rPr>
+              <w:t>The software displays the information of product.</w:t>
             </w:r>
           </w:p>
         </w:tc>
@@ -21531,7 +21527,7 @@
                 <w:sz w:val="32"/>
                 <w:szCs w:val="32"/>
               </w:rPr>
-              <w:t>Use Case “Place Rush Order ”</w:t>
+              <w:t>Use Case “Place Rush Order”</w:t>
             </w:r>
           </w:p>
           <w:p>
@@ -26592,6 +26588,7 @@
                 </w:tcPr>
                 <w:p>
                   <w:pPr>
+                    <w:jc w:val="left"/>
                     <w:rPr>
                       <w:sz w:val="20"/>
                       <w:szCs w:val="20"/>
@@ -27564,7 +27561,7 @@
               <w:ind w:left="1417"/>
             </w:pPr>
             <w:r>
-              <w:t xml:space="preserve"> The customer selects a product from the product list.</w:t>
+              <w:t>The customer selects a product from the product list.</w:t>
             </w:r>
           </w:p>
           <w:p>
@@ -27576,7 +27573,7 @@
               <w:spacing w:before="0"/>
             </w:pPr>
             <w:r>
-              <w:t xml:space="preserve"> The customer specifies the quantity and adds the product to the cart. </w:t>
+              <w:t xml:space="preserve">The customer specifies the quantity and adds the product to the cart. </w:t>
             </w:r>
           </w:p>
           <w:p>
@@ -27588,7 +27585,19 @@
               <w:spacing w:before="0"/>
             </w:pPr>
             <w:r>
-              <w:t xml:space="preserve"> The software updates the cart with the selected product and its quantity. </w:t>
+              <w:t>The software check</w:t>
+            </w:r>
+            <w:r>
+              <w:t>s</w:t>
+            </w:r>
+            <w:r>
+              <w:t xml:space="preserve"> the inventory of product</w:t>
+            </w:r>
+            <w:r>
+              <w:t>.</w:t>
+            </w:r>
+            <w:r>
+              <w:t xml:space="preserve">. </w:t>
             </w:r>
           </w:p>
           <w:p>
@@ -27600,7 +27609,19 @@
               <w:spacing w:before="0"/>
             </w:pPr>
             <w:r>
-              <w:t>The software displays the updated cart with the total price excluding VAT.</w:t>
+              <w:t>The software displays the updated cart with</w:t>
+            </w:r>
+            <w:r>
+              <w:t xml:space="preserve"> the selected product, its quantity</w:t>
+            </w:r>
+            <w:r>
+              <w:t xml:space="preserve"> </w:t>
+            </w:r>
+            <w:r>
+              <w:t xml:space="preserve">and </w:t>
+            </w:r>
+            <w:r>
+              <w:t>the total price excluding VAT.</w:t>
             </w:r>
           </w:p>
           <w:p>
@@ -27829,7 +27850,14 @@
                       <w:sz w:val="20"/>
                       <w:szCs w:val="20"/>
                     </w:rPr>
-                    <w:t>Step 3</w:t>
+                    <w:t xml:space="preserve">Step </w:t>
+                  </w:r>
+                  <w:r>
+                    <w:rPr>
+                      <w:sz w:val="20"/>
+                      <w:szCs w:val="20"/>
+                    </w:rPr>
+                    <w:t>4</w:t>
                   </w:r>
                 </w:p>
               </w:tc>
@@ -27872,7 +27900,35 @@
                       <w:sz w:val="20"/>
                       <w:szCs w:val="20"/>
                     </w:rPr>
-                    <w:t xml:space="preserve">Show a notification about the maximum available quantity. The customer may modify the quantity or abort the action. </w:t>
+                    <w:t xml:space="preserve">Show a notification about the maximum available quantity. The customer </w:t>
+                  </w:r>
+                  <w:r>
+                    <w:rPr>
+                      <w:sz w:val="20"/>
+                      <w:szCs w:val="20"/>
+                    </w:rPr>
+                    <w:t xml:space="preserve">should </w:t>
+                  </w:r>
+                  <w:r>
+                    <w:rPr>
+                      <w:sz w:val="20"/>
+                      <w:szCs w:val="20"/>
+                    </w:rPr>
+                    <w:t>modify the quantity</w:t>
+                  </w:r>
+                  <w:r>
+                    <w:rPr>
+                      <w:sz w:val="20"/>
+                      <w:szCs w:val="20"/>
+                    </w:rPr>
+                    <w:t>.</w:t>
+                  </w:r>
+                  <w:r>
+                    <w:rPr>
+                      <w:sz w:val="20"/>
+                      <w:szCs w:val="20"/>
+                    </w:rPr>
+                    <w:t xml:space="preserve"> </w:t>
                   </w:r>
                 </w:p>
               </w:tc>
@@ -27892,7 +27948,14 @@
                       <w:sz w:val="20"/>
                       <w:szCs w:val="20"/>
                     </w:rPr>
-                    <w:t>Step 4</w:t>
+                    <w:t xml:space="preserve">Step </w:t>
+                  </w:r>
+                  <w:r>
+                    <w:rPr>
+                      <w:sz w:val="20"/>
+                      <w:szCs w:val="20"/>
+                    </w:rPr>
+                    <w:t>2</w:t>
                   </w:r>
                 </w:p>
               </w:tc>
@@ -28677,18 +28740,613 @@
           </w:p>
           <w:p>
             <w:pPr>
+              <w:keepNext/>
+              <w:spacing w:after="120"/>
+              <w:rPr>
+                <w:b/>
+              </w:rPr>
+            </w:pPr>
+            <w:r>
+              <w:rPr>
+                <w:b/>
+              </w:rPr>
+              <w:t>Table A -</w:t>
+            </w:r>
+            <w:r>
+              <w:rPr>
+                <w:b/>
+              </w:rPr>
+              <w:t xml:space="preserve"> I</w:t>
+            </w:r>
+            <w:r>
+              <w:rPr>
+                <w:b/>
+              </w:rPr>
+              <w:t xml:space="preserve">nformation of </w:t>
+            </w:r>
+            <w:r>
+              <w:rPr>
+                <w:b/>
+              </w:rPr>
+              <w:t>Cart</w:t>
+            </w:r>
+            <w:r>
+              <w:rPr>
+                <w:b/>
+              </w:rPr>
+              <w:t>:</w:t>
+            </w:r>
+          </w:p>
+          <w:tbl>
+            <w:tblPr>
+              <w:tblW w:w="8395" w:type="dxa"/>
+              <w:tblBorders>
+                <w:top w:val="single" w:sz="4" w:space="0" w:color="000000"/>
+                <w:left w:val="single" w:sz="4" w:space="0" w:color="000000"/>
+                <w:bottom w:val="single" w:sz="4" w:space="0" w:color="000000"/>
+                <w:right w:val="single" w:sz="4" w:space="0" w:color="000000"/>
+                <w:insideH w:val="single" w:sz="4" w:space="0" w:color="000000"/>
+                <w:insideV w:val="single" w:sz="4" w:space="0" w:color="000000"/>
+              </w:tblBorders>
+              <w:tblLayout w:type="fixed"/>
+              <w:tblLook w:val="0400" w:firstRow="0" w:lastRow="0" w:firstColumn="0" w:lastColumn="0" w:noHBand="0" w:noVBand="1"/>
+            </w:tblPr>
+            <w:tblGrid>
+              <w:gridCol w:w="625"/>
+              <w:gridCol w:w="1350"/>
+              <w:gridCol w:w="2250"/>
+              <w:gridCol w:w="2700"/>
+              <w:gridCol w:w="1470"/>
+            </w:tblGrid>
+            <w:tr>
+              <w:tc>
+                <w:tcPr>
+                  <w:tcW w:w="625" w:type="dxa"/>
+                  <w:shd w:val="clear" w:color="auto" w:fill="D99594"/>
+                  <w:vAlign w:val="center"/>
+                </w:tcPr>
+                <w:p>
+                  <w:pPr>
+                    <w:widowControl w:val="0"/>
+                    <w:ind w:left="4"/>
+                    <w:jc w:val="center"/>
+                    <w:rPr>
+                      <w:b/>
+                      <w:sz w:val="20"/>
+                      <w:szCs w:val="20"/>
+                    </w:rPr>
+                  </w:pPr>
+                  <w:r>
+                    <w:rPr>
+                      <w:b/>
+                      <w:sz w:val="20"/>
+                      <w:szCs w:val="20"/>
+                    </w:rPr>
+                    <w:t>No</w:t>
+                  </w:r>
+                </w:p>
+              </w:tc>
+              <w:tc>
+                <w:tcPr>
+                  <w:tcW w:w="1350" w:type="dxa"/>
+                  <w:shd w:val="clear" w:color="auto" w:fill="D99594"/>
+                  <w:vAlign w:val="center"/>
+                </w:tcPr>
+                <w:p>
+                  <w:pPr>
+                    <w:widowControl w:val="0"/>
+                    <w:ind w:left="4"/>
+                    <w:jc w:val="center"/>
+                    <w:rPr>
+                      <w:b/>
+                      <w:sz w:val="20"/>
+                      <w:szCs w:val="20"/>
+                    </w:rPr>
+                  </w:pPr>
+                  <w:r>
+                    <w:rPr>
+                      <w:b/>
+                      <w:sz w:val="20"/>
+                      <w:szCs w:val="20"/>
+                    </w:rPr>
+                    <w:t>Data fields</w:t>
+                  </w:r>
+                </w:p>
+              </w:tc>
+              <w:tc>
+                <w:tcPr>
+                  <w:tcW w:w="2250" w:type="dxa"/>
+                  <w:shd w:val="clear" w:color="auto" w:fill="D99594"/>
+                  <w:vAlign w:val="center"/>
+                </w:tcPr>
+                <w:p>
+                  <w:pPr>
+                    <w:widowControl w:val="0"/>
+                    <w:ind w:left="4"/>
+                    <w:jc w:val="center"/>
+                    <w:rPr>
+                      <w:b/>
+                      <w:sz w:val="20"/>
+                      <w:szCs w:val="20"/>
+                    </w:rPr>
+                  </w:pPr>
+                  <w:r>
+                    <w:rPr>
+                      <w:b/>
+                      <w:sz w:val="20"/>
+                      <w:szCs w:val="20"/>
+                    </w:rPr>
+                    <w:t>Description</w:t>
+                  </w:r>
+                </w:p>
+              </w:tc>
+              <w:tc>
+                <w:tcPr>
+                  <w:tcW w:w="2700" w:type="dxa"/>
+                  <w:shd w:val="clear" w:color="auto" w:fill="D99594"/>
+                  <w:vAlign w:val="center"/>
+                </w:tcPr>
+                <w:p>
+                  <w:pPr>
+                    <w:widowControl w:val="0"/>
+                    <w:ind w:left="4"/>
+                    <w:jc w:val="center"/>
+                    <w:rPr>
+                      <w:b/>
+                      <w:sz w:val="20"/>
+                      <w:szCs w:val="20"/>
+                    </w:rPr>
+                  </w:pPr>
+                  <w:r>
+                    <w:rPr>
+                      <w:b/>
+                      <w:sz w:val="20"/>
+                      <w:szCs w:val="20"/>
+                    </w:rPr>
+                    <w:t>Display format</w:t>
+                  </w:r>
+                </w:p>
+              </w:tc>
+              <w:tc>
+                <w:tcPr>
+                  <w:tcW w:w="1470" w:type="dxa"/>
+                  <w:shd w:val="clear" w:color="auto" w:fill="D99594"/>
+                  <w:vAlign w:val="center"/>
+                </w:tcPr>
+                <w:p>
+                  <w:pPr>
+                    <w:widowControl w:val="0"/>
+                    <w:ind w:left="4"/>
+                    <w:jc w:val="center"/>
+                    <w:rPr>
+                      <w:b/>
+                      <w:sz w:val="20"/>
+                      <w:szCs w:val="20"/>
+                    </w:rPr>
+                  </w:pPr>
+                  <w:r>
+                    <w:rPr>
+                      <w:b/>
+                      <w:sz w:val="20"/>
+                      <w:szCs w:val="20"/>
+                    </w:rPr>
+                    <w:t>Example</w:t>
+                  </w:r>
+                </w:p>
+              </w:tc>
+            </w:tr>
+            <w:tr>
+              <w:tc>
+                <w:tcPr>
+                  <w:tcW w:w="625" w:type="dxa"/>
+                  <w:tcBorders>
+                    <w:top w:val="single" w:sz="6" w:space="0" w:color="000000"/>
+                    <w:left w:val="single" w:sz="6" w:space="0" w:color="000000"/>
+                    <w:bottom w:val="single" w:sz="6" w:space="0" w:color="000000"/>
+                    <w:right w:val="single" w:sz="6" w:space="0" w:color="000000"/>
+                  </w:tcBorders>
+                  <w:tcMar>
+                    <w:top w:w="0" w:type="dxa"/>
+                    <w:left w:w="0" w:type="dxa"/>
+                    <w:bottom w:w="0" w:type="dxa"/>
+                    <w:right w:w="0" w:type="dxa"/>
+                  </w:tcMar>
+                </w:tcPr>
+                <w:p>
+                  <w:pPr>
+                    <w:spacing w:line="240" w:lineRule="auto"/>
+                    <w:ind w:left="80"/>
+                    <w:jc w:val="left"/>
+                    <w:rPr>
+                      <w:sz w:val="20"/>
+                      <w:szCs w:val="20"/>
+                    </w:rPr>
+                  </w:pPr>
+                  <w:r>
+                    <w:rPr>
+                      <w:sz w:val="20"/>
+                      <w:szCs w:val="20"/>
+                    </w:rPr>
+                    <w:t>1.</w:t>
+                  </w:r>
+                </w:p>
+              </w:tc>
+              <w:tc>
+                <w:tcPr>
+                  <w:tcW w:w="1350" w:type="dxa"/>
+                  <w:tcBorders>
+                    <w:top w:val="single" w:sz="6" w:space="0" w:color="000000"/>
+                    <w:left w:val="nil"/>
+                    <w:bottom w:val="single" w:sz="6" w:space="0" w:color="000000"/>
+                    <w:right w:val="single" w:sz="6" w:space="0" w:color="000000"/>
+                  </w:tcBorders>
+                  <w:tcMar>
+                    <w:top w:w="0" w:type="dxa"/>
+                    <w:left w:w="0" w:type="dxa"/>
+                    <w:bottom w:w="0" w:type="dxa"/>
+                    <w:right w:w="0" w:type="dxa"/>
+                  </w:tcMar>
+                </w:tcPr>
+                <w:p>
+                  <w:pPr>
+                    <w:rPr>
+                      <w:sz w:val="20"/>
+                      <w:szCs w:val="20"/>
+                    </w:rPr>
+                  </w:pPr>
+                  <w:r>
+                    <w:rPr>
+                      <w:sz w:val="20"/>
+                      <w:szCs w:val="20"/>
+                    </w:rPr>
+                    <w:t xml:space="preserve"> Title</w:t>
+                  </w:r>
+                </w:p>
+              </w:tc>
+              <w:tc>
+                <w:tcPr>
+                  <w:tcW w:w="2250" w:type="dxa"/>
+                  <w:tcBorders>
+                    <w:top w:val="single" w:sz="6" w:space="0" w:color="000000"/>
+                    <w:left w:val="nil"/>
+                    <w:bottom w:val="single" w:sz="6" w:space="0" w:color="000000"/>
+                    <w:right w:val="single" w:sz="6" w:space="0" w:color="000000"/>
+                  </w:tcBorders>
+                  <w:tcMar>
+                    <w:top w:w="0" w:type="dxa"/>
+                    <w:left w:w="0" w:type="dxa"/>
+                    <w:bottom w:w="0" w:type="dxa"/>
+                    <w:right w:w="0" w:type="dxa"/>
+                  </w:tcMar>
+                </w:tcPr>
+                <w:p>
+                  <w:pPr>
+                    <w:jc w:val="left"/>
+                    <w:rPr>
+                      <w:sz w:val="20"/>
+                      <w:szCs w:val="20"/>
+                    </w:rPr>
+                  </w:pPr>
+                  <w:r>
+                    <w:rPr>
+                      <w:sz w:val="20"/>
+                      <w:szCs w:val="20"/>
+                    </w:rPr>
+                    <w:t xml:space="preserve">  Name of product</w:t>
+                  </w:r>
+                </w:p>
+              </w:tc>
+              <w:tc>
+                <w:tcPr>
+                  <w:tcW w:w="2700" w:type="dxa"/>
+                  <w:tcBorders>
+                    <w:top w:val="single" w:sz="6" w:space="0" w:color="000000"/>
+                    <w:left w:val="nil"/>
+                    <w:bottom w:val="single" w:sz="6" w:space="0" w:color="000000"/>
+                    <w:right w:val="single" w:sz="6" w:space="0" w:color="000000"/>
+                  </w:tcBorders>
+                  <w:tcMar>
+                    <w:top w:w="0" w:type="dxa"/>
+                    <w:left w:w="0" w:type="dxa"/>
+                    <w:bottom w:w="0" w:type="dxa"/>
+                    <w:right w:w="0" w:type="dxa"/>
+                  </w:tcMar>
+                </w:tcPr>
+                <w:p>
+                  <w:pPr>
+                    <w:rPr>
+                      <w:sz w:val="20"/>
+                      <w:szCs w:val="20"/>
+                    </w:rPr>
+                  </w:pPr>
+                  <w:r>
+                    <w:rPr>
+                      <w:sz w:val="20"/>
+                      <w:szCs w:val="20"/>
+                    </w:rPr>
+                    <w:t xml:space="preserve">  String</w:t>
+                  </w:r>
+                </w:p>
+              </w:tc>
+              <w:tc>
+                <w:tcPr>
+                  <w:tcW w:w="1470" w:type="dxa"/>
+                  <w:tcBorders>
+                    <w:top w:val="single" w:sz="6" w:space="0" w:color="000000"/>
+                    <w:left w:val="nil"/>
+                    <w:bottom w:val="single" w:sz="6" w:space="0" w:color="000000"/>
+                    <w:right w:val="single" w:sz="6" w:space="0" w:color="000000"/>
+                  </w:tcBorders>
+                  <w:tcMar>
+                    <w:top w:w="0" w:type="dxa"/>
+                    <w:left w:w="0" w:type="dxa"/>
+                    <w:bottom w:w="0" w:type="dxa"/>
+                    <w:right w:w="0" w:type="dxa"/>
+                  </w:tcMar>
+                </w:tcPr>
+                <w:p>
+                  <w:pPr>
+                    <w:ind w:left="160"/>
+                    <w:rPr>
+                      <w:sz w:val="20"/>
+                      <w:szCs w:val="20"/>
+                    </w:rPr>
+                  </w:pPr>
+                  <w:r>
+                    <w:rPr>
+                      <w:sz w:val="20"/>
+                      <w:szCs w:val="20"/>
+                    </w:rPr>
+                    <w:t>‘Star War’</w:t>
+                  </w:r>
+                </w:p>
+              </w:tc>
+            </w:tr>
+            <w:tr>
+              <w:tc>
+                <w:tcPr>
+                  <w:tcW w:w="625" w:type="dxa"/>
+                  <w:vAlign w:val="center"/>
+                </w:tcPr>
+                <w:p>
+                  <w:pPr>
+                    <w:spacing w:before="60" w:line="240" w:lineRule="auto"/>
+                    <w:jc w:val="left"/>
+                    <w:rPr>
+                      <w:sz w:val="20"/>
+                      <w:szCs w:val="20"/>
+                    </w:rPr>
+                  </w:pPr>
+                  <w:r>
+                    <w:rPr>
+                      <w:sz w:val="20"/>
+                      <w:szCs w:val="20"/>
+                    </w:rPr>
+                    <w:t>2</w:t>
+                  </w:r>
+                  <w:r>
+                    <w:rPr>
+                      <w:sz w:val="20"/>
+                      <w:szCs w:val="20"/>
+                    </w:rPr>
+                    <w:t>.</w:t>
+                  </w:r>
+                </w:p>
+              </w:tc>
+              <w:tc>
+                <w:tcPr>
+                  <w:tcW w:w="1350" w:type="dxa"/>
+                  <w:vAlign w:val="center"/>
+                </w:tcPr>
+                <w:p>
+                  <w:pPr>
+                    <w:rPr>
+                      <w:sz w:val="20"/>
+                      <w:szCs w:val="20"/>
+                    </w:rPr>
+                  </w:pPr>
+                  <w:r>
+                    <w:rPr>
+                      <w:sz w:val="20"/>
+                      <w:szCs w:val="20"/>
+                    </w:rPr>
+                    <w:t>Quantity</w:t>
+                  </w:r>
+                </w:p>
+              </w:tc>
+              <w:tc>
+                <w:tcPr>
+                  <w:tcW w:w="2250" w:type="dxa"/>
+                  <w:vAlign w:val="center"/>
+                </w:tcPr>
+                <w:p>
+                  <w:pPr>
+                    <w:jc w:val="left"/>
+                    <w:rPr>
+                      <w:sz w:val="20"/>
+                      <w:szCs w:val="20"/>
+                    </w:rPr>
+                  </w:pPr>
+                  <w:r>
+                    <w:rPr>
+                      <w:sz w:val="20"/>
+                      <w:szCs w:val="20"/>
+                    </w:rPr>
+                    <w:t>Quantity</w:t>
+                  </w:r>
+                  <w:r>
+                    <w:rPr>
+                      <w:sz w:val="20"/>
+                      <w:szCs w:val="20"/>
+                    </w:rPr>
+                    <w:t xml:space="preserve"> of product </w:t>
+                  </w:r>
+                </w:p>
+              </w:tc>
+              <w:tc>
+                <w:tcPr>
+                  <w:tcW w:w="2700" w:type="dxa"/>
+                  <w:vAlign w:val="center"/>
+                </w:tcPr>
+                <w:p>
+                  <w:pPr>
+                    <w:rPr>
+                      <w:sz w:val="20"/>
+                      <w:szCs w:val="20"/>
+                    </w:rPr>
+                  </w:pPr>
+                  <w:r>
+                    <w:rPr>
+                      <w:sz w:val="20"/>
+                      <w:szCs w:val="20"/>
+                    </w:rPr>
+                    <w:t>Non-negative integer</w:t>
+                  </w:r>
+                </w:p>
+              </w:tc>
+              <w:tc>
+                <w:tcPr>
+                  <w:tcW w:w="1470" w:type="dxa"/>
+                  <w:vAlign w:val="center"/>
+                </w:tcPr>
+                <w:p>
+                  <w:pPr>
+                    <w:rPr>
+                      <w:sz w:val="20"/>
+                      <w:szCs w:val="20"/>
+                    </w:rPr>
+                  </w:pPr>
+                  <w:r>
+                    <w:rPr>
+                      <w:sz w:val="20"/>
+                      <w:szCs w:val="20"/>
+                    </w:rPr>
+                    <w:t>5</w:t>
+                  </w:r>
+                </w:p>
+              </w:tc>
+            </w:tr>
+            <w:tr>
+              <w:tc>
+                <w:tcPr>
+                  <w:tcW w:w="625" w:type="dxa"/>
+                  <w:vAlign w:val="center"/>
+                </w:tcPr>
+                <w:p>
+                  <w:pPr>
+                    <w:spacing w:before="60" w:line="240" w:lineRule="auto"/>
+                    <w:jc w:val="left"/>
+                    <w:rPr>
+                      <w:sz w:val="20"/>
+                      <w:szCs w:val="20"/>
+                    </w:rPr>
+                  </w:pPr>
+                  <w:r>
+                    <w:rPr>
+                      <w:sz w:val="20"/>
+                      <w:szCs w:val="20"/>
+                    </w:rPr>
+                    <w:t>5.</w:t>
+                  </w:r>
+                </w:p>
+              </w:tc>
+              <w:tc>
+                <w:tcPr>
+                  <w:tcW w:w="1350" w:type="dxa"/>
+                  <w:vAlign w:val="center"/>
+                </w:tcPr>
+                <w:p>
+                  <w:pPr>
+                    <w:rPr>
+                      <w:sz w:val="20"/>
+                      <w:szCs w:val="20"/>
+                    </w:rPr>
+                  </w:pPr>
+                  <w:r>
+                    <w:rPr>
+                      <w:sz w:val="20"/>
+                      <w:szCs w:val="20"/>
+                    </w:rPr>
+                    <w:t>Price</w:t>
+                  </w:r>
+                </w:p>
+              </w:tc>
+              <w:tc>
+                <w:tcPr>
+                  <w:tcW w:w="2250" w:type="dxa"/>
+                  <w:vAlign w:val="center"/>
+                </w:tcPr>
+                <w:p>
+                  <w:pPr>
+                    <w:jc w:val="left"/>
+                    <w:rPr>
+                      <w:sz w:val="20"/>
+                      <w:szCs w:val="20"/>
+                    </w:rPr>
+                  </w:pPr>
+                  <w:r>
+                    <w:rPr>
+                      <w:sz w:val="20"/>
+                      <w:szCs w:val="20"/>
+                    </w:rPr>
+                    <w:t>Total price of  product</w:t>
+                  </w:r>
+                </w:p>
+              </w:tc>
+              <w:tc>
+                <w:tcPr>
+                  <w:tcW w:w="2700" w:type="dxa"/>
+                  <w:vAlign w:val="center"/>
+                </w:tcPr>
+                <w:p>
+                  <w:pPr>
+                    <w:rPr>
+                      <w:sz w:val="20"/>
+                      <w:szCs w:val="20"/>
+                    </w:rPr>
+                  </w:pPr>
+                  <w:r>
+                    <w:rPr>
+                      <w:sz w:val="20"/>
+                      <w:szCs w:val="20"/>
+                    </w:rPr>
+                    <w:t>Currency</w:t>
+                  </w:r>
+                </w:p>
+              </w:tc>
+              <w:tc>
+                <w:tcPr>
+                  <w:tcW w:w="1470" w:type="dxa"/>
+                  <w:vAlign w:val="center"/>
+                </w:tcPr>
+                <w:p>
+                  <w:pPr>
+                    <w:rPr>
+                      <w:sz w:val="20"/>
+                      <w:szCs w:val="20"/>
+                    </w:rPr>
+                  </w:pPr>
+                  <w:r>
+                    <w:rPr>
+                      <w:sz w:val="20"/>
+                      <w:szCs w:val="20"/>
+                    </w:rPr>
+                    <w:t>275,000 VND</w:t>
+                  </w:r>
+                </w:p>
+              </w:tc>
+            </w:tr>
+          </w:tbl>
+          <w:p>
+            <w:pPr>
               <w:spacing w:before="0" w:line="240" w:lineRule="auto"/>
-              <w:ind w:left="720"/>
+              <w:ind w:left="360"/>
               <w:rPr>
                 <w:b/>
+                <w:sz w:val="28"/>
+                <w:szCs w:val="28"/>
               </w:rPr>
             </w:pPr>
-            <w:r>
-              <w:rPr>
-                <w:b/>
-              </w:rPr>
-              <w:t>None</w:t>
-            </w:r>
           </w:p>
           <w:p>
             <w:pPr>
@@ -28718,7 +29376,10 @@
               <w:ind w:left="720"/>
             </w:pPr>
             <w:r>
-              <w:t>The cart is updated with the new list of products and quantities.</w:t>
+              <w:t>The cart displays the list of products and their quantities</w:t>
+            </w:r>
+            <w:r>
+              <w:t>.</w:t>
             </w:r>
           </w:p>
         </w:tc>
@@ -28998,6 +29659,33 @@
                 <w:sz w:val="26"/>
                 <w:szCs w:val="26"/>
               </w:rPr>
+              <w:t xml:space="preserve">The software </w:t>
+            </w:r>
+            <w:r>
+              <w:rPr>
+                <w:sz w:val="26"/>
+                <w:szCs w:val="26"/>
+              </w:rPr>
+              <w:t>processes the inventory of product</w:t>
+            </w:r>
+          </w:p>
+          <w:p>
+            <w:pPr>
+              <w:numPr>
+                <w:ilvl w:val="0"/>
+                <w:numId w:val="54"/>
+              </w:numPr>
+              <w:spacing w:before="0"/>
+              <w:rPr>
+                <w:sz w:val="22"/>
+                <w:szCs w:val="22"/>
+              </w:rPr>
+            </w:pPr>
+            <w:r>
+              <w:rPr>
+                <w:sz w:val="26"/>
+                <w:szCs w:val="26"/>
+              </w:rPr>
               <w:t>The software displays the updated cart with the new total price excluding VAT.</w:t>
             </w:r>
           </w:p>
@@ -29203,6 +29891,7 @@
                       <w:sz w:val="20"/>
                       <w:szCs w:val="20"/>
                     </w:rPr>
+                    <w:lastRenderedPageBreak/>
                     <w:t>1</w:t>
                   </w:r>
                   <w:r>
@@ -29230,7 +29919,14 @@
                       <w:sz w:val="20"/>
                       <w:szCs w:val="20"/>
                     </w:rPr>
-                    <w:t>Step 2</w:t>
+                    <w:t xml:space="preserve">Step </w:t>
+                  </w:r>
+                  <w:r>
+                    <w:rPr>
+                      <w:sz w:val="20"/>
+                      <w:szCs w:val="20"/>
+                    </w:rPr>
+                    <w:t>4</w:t>
                   </w:r>
                 </w:p>
               </w:tc>
@@ -29273,7 +29969,7 @@
                       <w:sz w:val="20"/>
                       <w:szCs w:val="20"/>
                     </w:rPr>
-                    <w:t>Display a message indicating the maximum available quantity. Customer can adjust the quantity or cancel the action.</w:t>
+                    <w:t>Display a message indicating the maximum available quantity.</w:t>
                   </w:r>
                 </w:p>
               </w:tc>
@@ -29293,7 +29989,7 @@
                       <w:sz w:val="20"/>
                       <w:szCs w:val="20"/>
                     </w:rPr>
-                    <w:t>Use case ends</w:t>
+                    <w:t>Step 2</w:t>
                   </w:r>
                 </w:p>
               </w:tc>
@@ -29319,7 +30015,6 @@
                       <w:sz w:val="20"/>
                       <w:szCs w:val="20"/>
                     </w:rPr>
-                    <w:lastRenderedPageBreak/>
                     <w:t>2</w:t>
                   </w:r>
                   <w:r>
@@ -29354,7 +30049,7 @@
                       <w:sz w:val="20"/>
                       <w:szCs w:val="20"/>
                     </w:rPr>
-                    <w:t>3</w:t>
+                    <w:t>4</w:t>
                   </w:r>
                 </w:p>
               </w:tc>
@@ -29375,7 +30070,21 @@
                       <w:sz w:val="20"/>
                       <w:szCs w:val="20"/>
                     </w:rPr>
-                    <w:t>Customer set the quantity to 0</w:t>
+                    <w:t>Customer set</w:t>
+                  </w:r>
+                  <w:r>
+                    <w:rPr>
+                      <w:sz w:val="20"/>
+                      <w:szCs w:val="20"/>
+                    </w:rPr>
+                    <w:t>s</w:t>
+                  </w:r>
+                  <w:r>
+                    <w:rPr>
+                      <w:sz w:val="20"/>
+                      <w:szCs w:val="20"/>
+                    </w:rPr>
+                    <w:t xml:space="preserve"> the quantity to 0</w:t>
                   </w:r>
                 </w:p>
               </w:tc>
@@ -29424,7 +30133,7 @@
                       <w:sz w:val="20"/>
                       <w:szCs w:val="20"/>
                     </w:rPr>
-                    <w:t>3</w:t>
+                    <w:t>4</w:t>
                   </w:r>
                 </w:p>
               </w:tc>
@@ -30065,6 +30774,7 @@
               <w:ind w:left="720"/>
             </w:pPr>
             <w:r>
+              <w:lastRenderedPageBreak/>
               <w:t>1. Product Manager is logged into the system</w:t>
             </w:r>
           </w:p>
@@ -30156,7 +30866,6 @@
               <w:spacing w:before="0"/>
             </w:pPr>
             <w:r>
-              <w:lastRenderedPageBreak/>
               <w:t>The software validates current inventory availability</w:t>
             </w:r>
           </w:p>
@@ -30783,6 +31492,7 @@
                       <w:sz w:val="20"/>
                       <w:szCs w:val="20"/>
                     </w:rPr>
+                    <w:lastRenderedPageBreak/>
                     <w:t>Product Manager is informed that the refund will be processed manually</w:t>
                   </w:r>
                 </w:p>
@@ -30803,6 +31513,7 @@
                       <w:sz w:val="20"/>
                       <w:szCs w:val="20"/>
                     </w:rPr>
+                    <w:lastRenderedPageBreak/>
                     <w:t>Use case ends</w:t>
                   </w:r>
                 </w:p>
@@ -30874,7 +31585,6 @@
               <w:rPr>
                 <w:b/>
               </w:rPr>
-              <w:lastRenderedPageBreak/>
               <w:t>Table A-Input data of  Process Pending Order</w:t>
             </w:r>
           </w:p>
@@ -32143,6 +32853,7 @@
               <w:ind w:left="720"/>
             </w:pPr>
             <w:r>
+              <w:lastRenderedPageBreak/>
               <w:t>1. Order status is updated to either "Approved" or "Rejected"</w:t>
             </w:r>
           </w:p>
@@ -33144,7 +33855,6 @@
               <w:rPr>
                 <w:b/>
               </w:rPr>
-              <w:lastRenderedPageBreak/>
               <w:t>Table B -Output data of UC Search Product:</w:t>
             </w:r>
           </w:p>
@@ -44306,6 +45016,7 @@
   <w:style w:type="paragraph" w:default="1" w:styleId="Normal">
     <w:name w:val="Normal"/>
     <w:qFormat/>
+    <w:rsid w:val="00A319E9"/>
   </w:style>
   <w:style w:type="paragraph" w:styleId="Heading1">
     <w:name w:val="heading 1"/>

--- a/Software requirements specification/SRS v1.2_Group6.docx
+++ b/Software requirements specification/SRS v1.2_Group6.docx
@@ -28750,31 +28750,7 @@
               <w:rPr>
                 <w:b/>
               </w:rPr>
-              <w:t>Table A -</w:t>
-            </w:r>
-            <w:r>
-              <w:rPr>
-                <w:b/>
-              </w:rPr>
-              <w:t xml:space="preserve"> I</w:t>
-            </w:r>
-            <w:r>
-              <w:rPr>
-                <w:b/>
-              </w:rPr>
-              <w:t xml:space="preserve">nformation of </w:t>
-            </w:r>
-            <w:r>
-              <w:rPr>
-                <w:b/>
-              </w:rPr>
-              <w:t>Cart</w:t>
-            </w:r>
-            <w:r>
-              <w:rPr>
-                <w:b/>
-              </w:rPr>
-              <w:t>:</w:t>
+              <w:t>Table A - Information of Cart:</w:t>
             </w:r>
           </w:p>
           <w:tbl>
@@ -29122,14 +29098,7 @@
                       <w:sz w:val="20"/>
                       <w:szCs w:val="20"/>
                     </w:rPr>
-                    <w:t>2</w:t>
-                  </w:r>
-                  <w:r>
-                    <w:rPr>
-                      <w:sz w:val="20"/>
-                      <w:szCs w:val="20"/>
-                    </w:rPr>
-                    <w:t>.</w:t>
+                    <w:t>2.</w:t>
                   </w:r>
                 </w:p>
               </w:tc>
@@ -29172,14 +29141,7 @@
                       <w:sz w:val="20"/>
                       <w:szCs w:val="20"/>
                     </w:rPr>
-                    <w:t>Quantity</w:t>
-                  </w:r>
-                  <w:r>
-                    <w:rPr>
-                      <w:sz w:val="20"/>
-                      <w:szCs w:val="20"/>
-                    </w:rPr>
-                    <w:t xml:space="preserve"> of product </w:t>
+                    <w:t xml:space="preserve">Quantity of product </w:t>
                   </w:r>
                 </w:p>
               </w:tc>
@@ -29221,7 +29183,7 @@
                       <w:sz w:val="20"/>
                       <w:szCs w:val="20"/>
                     </w:rPr>
-                    <w:t>5</w:t>
+                    <w:t>6</w:t>
                   </w:r>
                 </w:p>
               </w:tc>
